--- a/briefs/new-hampshire/housing-affordability/citizen-v1/appendices/appendices.docx
+++ b/briefs/new-hampshire/housing-affordability/citizen-v1/appendices/appendices.docx
@@ -24,19 +24,25 @@
         <w:pStyle w:val="FirstParagraph"/>
       </w:pPr>
       <w:r>
-        <w:t xml:space="preserve">Long-form detail behind the two-page citizen front brief. 149 bills were</w:t>
+        <w:t xml:space="preserve">Long-form detail behind the two-page citizen front brief. 172 bills are in</w:t>
       </w:r>
       <w:r>
         <w:t xml:space="preserve"> </w:t>
       </w:r>
       <w:r>
-        <w:t xml:space="preserve">found for 2020–2026; 135 policy bills carry the headline numbers (13 context</w:t>
+        <w:t xml:space="preserve">the set for 2020–2026 (keyword discovery plus a documented supplement from</w:t>
       </w:r>
       <w:r>
         <w:t xml:space="preserve"> </w:t>
       </w:r>
       <w:r>
-        <w:t xml:space="preserve">bills and one biennium-carryover duplicate are kept for audit).</w:t>
+        <w:t xml:space="preserve">year-end official indexes); 158 policy bills carry the headline numbers (13</w:t>
+      </w:r>
+      <w:r>
+        <w:t xml:space="preserve"> </w:t>
+      </w:r>
+      <w:r>
+        <w:t xml:space="preserve">context bills and one biennium-carryover duplicate are kept for audit).</w:t>
       </w:r>
     </w:p>
     <w:tbl>
@@ -824,6 +830,74 @@
               <w:pStyle w:val="Compact"/>
             </w:pPr>
             <w:r>
+              <w:t xml:space="preserve">SB721</w:t>
+            </w:r>
+          </w:p>
+        </w:tc>
+        <w:tc>
+          <w:tcPr/>
+          <w:p>
+            <w:pPr>
+              <w:pStyle w:val="Compact"/>
+            </w:pPr>
+            <w:r>
+              <w:t xml:space="preserve">Would have replaced the new Housing Appeals Board with court review of planning board appeals.</w:t>
+            </w:r>
+          </w:p>
+        </w:tc>
+        <w:tc>
+          <w:tcPr/>
+          <w:p>
+            <w:pPr>
+              <w:pStyle w:val="Compact"/>
+            </w:pPr>
+            <w:r>
+              <w:t xml:space="preserve">Land use boards, appeals, and the courts</w:t>
+            </w:r>
+          </w:p>
+        </w:tc>
+        <w:tc>
+          <w:tcPr/>
+          <w:p>
+            <w:pPr>
+              <w:pStyle w:val="Compact"/>
+            </w:pPr>
+            <w:r>
+              <w:t xml:space="preserve">Did not pass</w:t>
+            </w:r>
+          </w:p>
+        </w:tc>
+        <w:tc>
+          <w:tcPr/>
+          <w:p>
+            <w:pPr>
+              <w:pStyle w:val="Compact"/>
+            </w:pPr>
+            <w:r>
+              <w:t xml:space="preserve">core</w:t>
+            </w:r>
+          </w:p>
+        </w:tc>
+      </w:tr>
+      <w:tr>
+        <w:tc>
+          <w:tcPr/>
+          <w:p>
+            <w:pPr>
+              <w:pStyle w:val="Compact"/>
+            </w:pPr>
+            <w:r>
+              <w:t xml:space="preserve">2020</w:t>
+            </w:r>
+          </w:p>
+        </w:tc>
+        <w:tc>
+          <w:tcPr/>
+          <w:p>
+            <w:pPr>
+              <w:pStyle w:val="Compact"/>
+            </w:pPr>
+            <w:r>
               <w:t xml:space="preserve">SB726</w:t>
             </w:r>
           </w:p>
@@ -881,6 +955,74 @@
               <w:pStyle w:val="Compact"/>
             </w:pPr>
             <w:r>
+              <w:t xml:space="preserve">2020</w:t>
+            </w:r>
+          </w:p>
+        </w:tc>
+        <w:tc>
+          <w:tcPr/>
+          <w:p>
+            <w:pPr>
+              <w:pStyle w:val="Compact"/>
+            </w:pPr>
+            <w:r>
+              <w:t xml:space="preserve">SB735</w:t>
+            </w:r>
+          </w:p>
+        </w:tc>
+        <w:tc>
+          <w:tcPr/>
+          <w:p>
+            <w:pPr>
+              <w:pStyle w:val="Compact"/>
+            </w:pPr>
+            <w:r>
+              <w:t xml:space="preserve">Would have repealed the Housing Appeals Board in its first year.</w:t>
+            </w:r>
+          </w:p>
+        </w:tc>
+        <w:tc>
+          <w:tcPr/>
+          <w:p>
+            <w:pPr>
+              <w:pStyle w:val="Compact"/>
+            </w:pPr>
+            <w:r>
+              <w:t xml:space="preserve">Land use boards, appeals, and the courts</w:t>
+            </w:r>
+          </w:p>
+        </w:tc>
+        <w:tc>
+          <w:tcPr/>
+          <w:p>
+            <w:pPr>
+              <w:pStyle w:val="Compact"/>
+            </w:pPr>
+            <w:r>
+              <w:t xml:space="preserve">Did not pass</w:t>
+            </w:r>
+          </w:p>
+        </w:tc>
+        <w:tc>
+          <w:tcPr/>
+          <w:p>
+            <w:pPr>
+              <w:pStyle w:val="Compact"/>
+            </w:pPr>
+            <w:r>
+              <w:t xml:space="preserve">core</w:t>
+            </w:r>
+          </w:p>
+        </w:tc>
+      </w:tr>
+      <w:tr>
+        <w:tc>
+          <w:tcPr/>
+          <w:p>
+            <w:pPr>
+              <w:pStyle w:val="Compact"/>
+            </w:pPr>
+            <w:r>
               <w:t xml:space="preserve">2021</w:t>
             </w:r>
           </w:p>
@@ -960,6 +1102,278 @@
               <w:pStyle w:val="Compact"/>
             </w:pPr>
             <w:r>
+              <w:t xml:space="preserve">HB284</w:t>
+            </w:r>
+          </w:p>
+        </w:tc>
+        <w:tc>
+          <w:tcPr/>
+          <w:p>
+            <w:pPr>
+              <w:pStyle w:val="Compact"/>
+            </w:pPr>
+            <w:r>
+              <w:t xml:space="preserve">Removed the deadline for restoring involuntarily merged residential lots.</w:t>
+            </w:r>
+          </w:p>
+        </w:tc>
+        <w:tc>
+          <w:tcPr/>
+          <w:p>
+            <w:pPr>
+              <w:pStyle w:val="Compact"/>
+            </w:pPr>
+            <w:r>
+              <w:t xml:space="preserve">Building more homes: zoning and land use</w:t>
+            </w:r>
+          </w:p>
+        </w:tc>
+        <w:tc>
+          <w:tcPr/>
+          <w:p>
+            <w:pPr>
+              <w:pStyle w:val="Compact"/>
+            </w:pPr>
+            <w:r>
+              <w:t xml:space="preserve">Became law</w:t>
+            </w:r>
+          </w:p>
+        </w:tc>
+        <w:tc>
+          <w:tcPr/>
+          <w:p>
+            <w:pPr>
+              <w:pStyle w:val="Compact"/>
+            </w:pPr>
+            <w:r>
+              <w:t xml:space="preserve">adjacent</w:t>
+            </w:r>
+          </w:p>
+        </w:tc>
+      </w:tr>
+      <w:tr>
+        <w:tc>
+          <w:tcPr/>
+          <w:p>
+            <w:pPr>
+              <w:pStyle w:val="Compact"/>
+            </w:pPr>
+            <w:r>
+              <w:t xml:space="preserve">2021</w:t>
+            </w:r>
+          </w:p>
+        </w:tc>
+        <w:tc>
+          <w:tcPr/>
+          <w:p>
+            <w:pPr>
+              <w:pStyle w:val="Compact"/>
+            </w:pPr>
+            <w:r>
+              <w:t xml:space="preserve">HB286</w:t>
+            </w:r>
+          </w:p>
+        </w:tc>
+        <w:tc>
+          <w:tcPr/>
+          <w:p>
+            <w:pPr>
+              <w:pStyle w:val="Compact"/>
+            </w:pPr>
+            <w:r>
+              <w:t xml:space="preserve">Created a study committee on law enforcement’s response to homelessness.</w:t>
+            </w:r>
+          </w:p>
+        </w:tc>
+        <w:tc>
+          <w:tcPr/>
+          <w:p>
+            <w:pPr>
+              <w:pStyle w:val="Compact"/>
+            </w:pPr>
+            <w:r>
+              <w:t xml:space="preserve">Homelessness and housing stability</w:t>
+            </w:r>
+          </w:p>
+        </w:tc>
+        <w:tc>
+          <w:tcPr/>
+          <w:p>
+            <w:pPr>
+              <w:pStyle w:val="Compact"/>
+            </w:pPr>
+            <w:r>
+              <w:t xml:space="preserve">Became law</w:t>
+            </w:r>
+          </w:p>
+        </w:tc>
+        <w:tc>
+          <w:tcPr/>
+          <w:p>
+            <w:pPr>
+              <w:pStyle w:val="Compact"/>
+            </w:pPr>
+            <w:r>
+              <w:t xml:space="preserve">adjacent</w:t>
+            </w:r>
+          </w:p>
+        </w:tc>
+      </w:tr>
+      <w:tr>
+        <w:tc>
+          <w:tcPr/>
+          <w:p>
+            <w:pPr>
+              <w:pStyle w:val="Compact"/>
+            </w:pPr>
+            <w:r>
+              <w:t xml:space="preserve">2021</w:t>
+            </w:r>
+          </w:p>
+        </w:tc>
+        <w:tc>
+          <w:tcPr/>
+          <w:p>
+            <w:pPr>
+              <w:pStyle w:val="Compact"/>
+            </w:pPr>
+            <w:r>
+              <w:t xml:space="preserve">HB332</w:t>
+            </w:r>
+          </w:p>
+        </w:tc>
+        <w:tc>
+          <w:tcPr/>
+          <w:p>
+            <w:pPr>
+              <w:pStyle w:val="Compact"/>
+            </w:pPr>
+            <w:r>
+              <w:t xml:space="preserve">Gave planning boards 30 extra days to act on developments of regional impact.</w:t>
+            </w:r>
+          </w:p>
+        </w:tc>
+        <w:tc>
+          <w:tcPr/>
+          <w:p>
+            <w:pPr>
+              <w:pStyle w:val="Compact"/>
+            </w:pPr>
+            <w:r>
+              <w:t xml:space="preserve">Land use boards, appeals, and the courts</w:t>
+            </w:r>
+          </w:p>
+        </w:tc>
+        <w:tc>
+          <w:tcPr/>
+          <w:p>
+            <w:pPr>
+              <w:pStyle w:val="Compact"/>
+            </w:pPr>
+            <w:r>
+              <w:t xml:space="preserve">Became law</w:t>
+            </w:r>
+          </w:p>
+        </w:tc>
+        <w:tc>
+          <w:tcPr/>
+          <w:p>
+            <w:pPr>
+              <w:pStyle w:val="Compact"/>
+            </w:pPr>
+            <w:r>
+              <w:t xml:space="preserve">adjacent</w:t>
+            </w:r>
+          </w:p>
+        </w:tc>
+      </w:tr>
+      <w:tr>
+        <w:tc>
+          <w:tcPr/>
+          <w:p>
+            <w:pPr>
+              <w:pStyle w:val="Compact"/>
+            </w:pPr>
+            <w:r>
+              <w:t xml:space="preserve">2021</w:t>
+            </w:r>
+          </w:p>
+        </w:tc>
+        <w:tc>
+          <w:tcPr/>
+          <w:p>
+            <w:pPr>
+              <w:pStyle w:val="Compact"/>
+            </w:pPr>
+            <w:r>
+              <w:t xml:space="preserve">HB377</w:t>
+            </w:r>
+          </w:p>
+        </w:tc>
+        <w:tc>
+          <w:tcPr/>
+          <w:p>
+            <w:pPr>
+              <w:pStyle w:val="Compact"/>
+            </w:pPr>
+            <w:r>
+              <w:t xml:space="preserve">Let the state fire marshal exempt recovery houses from certain fire code requirements.</w:t>
+            </w:r>
+          </w:p>
+        </w:tc>
+        <w:tc>
+          <w:tcPr/>
+          <w:p>
+            <w:pPr>
+              <w:pStyle w:val="Compact"/>
+            </w:pPr>
+            <w:r>
+              <w:t xml:space="preserve">Homelessness and housing stability</w:t>
+            </w:r>
+          </w:p>
+        </w:tc>
+        <w:tc>
+          <w:tcPr/>
+          <w:p>
+            <w:pPr>
+              <w:pStyle w:val="Compact"/>
+            </w:pPr>
+            <w:r>
+              <w:t xml:space="preserve">Became law</w:t>
+            </w:r>
+          </w:p>
+        </w:tc>
+        <w:tc>
+          <w:tcPr/>
+          <w:p>
+            <w:pPr>
+              <w:pStyle w:val="Compact"/>
+            </w:pPr>
+            <w:r>
+              <w:t xml:space="preserve">adjacent</w:t>
+            </w:r>
+          </w:p>
+        </w:tc>
+      </w:tr>
+      <w:tr>
+        <w:tc>
+          <w:tcPr/>
+          <w:p>
+            <w:pPr>
+              <w:pStyle w:val="Compact"/>
+            </w:pPr>
+            <w:r>
+              <w:t xml:space="preserve">2021</w:t>
+            </w:r>
+          </w:p>
+        </w:tc>
+        <w:tc>
+          <w:tcPr/>
+          <w:p>
+            <w:pPr>
+              <w:pStyle w:val="Compact"/>
+            </w:pPr>
+            <w:r>
               <w:t xml:space="preserve">HB503</w:t>
             </w:r>
           </w:p>
@@ -1164,6 +1578,74 @@
               <w:pStyle w:val="Compact"/>
             </w:pPr>
             <w:r>
+              <w:t xml:space="preserve">SB102</w:t>
+            </w:r>
+          </w:p>
+        </w:tc>
+        <w:tc>
+          <w:tcPr/>
+          <w:p>
+            <w:pPr>
+              <w:pStyle w:val="Compact"/>
+            </w:pPr>
+            <w:r>
+              <w:t xml:space="preserve">Property-tax omnibus that created community revitalization (79-E) tax relief for housing development.</w:t>
+            </w:r>
+          </w:p>
+        </w:tc>
+        <w:tc>
+          <w:tcPr/>
+          <w:p>
+            <w:pPr>
+              <w:pStyle w:val="Compact"/>
+            </w:pPr>
+            <w:r>
+              <w:t xml:space="preserve">State housing money and programs</w:t>
+            </w:r>
+          </w:p>
+        </w:tc>
+        <w:tc>
+          <w:tcPr/>
+          <w:p>
+            <w:pPr>
+              <w:pStyle w:val="Compact"/>
+            </w:pPr>
+            <w:r>
+              <w:t xml:space="preserve">Became law</w:t>
+            </w:r>
+          </w:p>
+        </w:tc>
+        <w:tc>
+          <w:tcPr/>
+          <w:p>
+            <w:pPr>
+              <w:pStyle w:val="Compact"/>
+            </w:pPr>
+            <w:r>
+              <w:t xml:space="preserve">adjacent</w:t>
+            </w:r>
+          </w:p>
+        </w:tc>
+      </w:tr>
+      <w:tr>
+        <w:tc>
+          <w:tcPr/>
+          <w:p>
+            <w:pPr>
+              <w:pStyle w:val="Compact"/>
+            </w:pPr>
+            <w:r>
+              <w:t xml:space="preserve">2021</w:t>
+            </w:r>
+          </w:p>
+        </w:tc>
+        <w:tc>
+          <w:tcPr/>
+          <w:p>
+            <w:pPr>
+              <w:pStyle w:val="Compact"/>
+            </w:pPr>
+            <w:r>
               <w:t xml:space="preserve">SB126</w:t>
             </w:r>
           </w:p>
@@ -1436,6 +1918,74 @@
               <w:pStyle w:val="Compact"/>
             </w:pPr>
             <w:r>
+              <w:t xml:space="preserve">HB1021</w:t>
+            </w:r>
+          </w:p>
+        </w:tc>
+        <w:tc>
+          <w:tcPr/>
+          <w:p>
+            <w:pPr>
+              <w:pStyle w:val="Compact"/>
+            </w:pPr>
+            <w:r>
+              <w:t xml:space="preserve">Restricted zoning regulation of land or structures used primarily for religious purposes.</w:t>
+            </w:r>
+          </w:p>
+        </w:tc>
+        <w:tc>
+          <w:tcPr/>
+          <w:p>
+            <w:pPr>
+              <w:pStyle w:val="Compact"/>
+            </w:pPr>
+            <w:r>
+              <w:t xml:space="preserve">Building more homes: zoning and land use</w:t>
+            </w:r>
+          </w:p>
+        </w:tc>
+        <w:tc>
+          <w:tcPr/>
+          <w:p>
+            <w:pPr>
+              <w:pStyle w:val="Compact"/>
+            </w:pPr>
+            <w:r>
+              <w:t xml:space="preserve">Became law</w:t>
+            </w:r>
+          </w:p>
+        </w:tc>
+        <w:tc>
+          <w:tcPr/>
+          <w:p>
+            <w:pPr>
+              <w:pStyle w:val="Compact"/>
+            </w:pPr>
+            <w:r>
+              <w:t xml:space="preserve">adjacent</w:t>
+            </w:r>
+          </w:p>
+        </w:tc>
+      </w:tr>
+      <w:tr>
+        <w:tc>
+          <w:tcPr/>
+          <w:p>
+            <w:pPr>
+              <w:pStyle w:val="Compact"/>
+            </w:pPr>
+            <w:r>
+              <w:t xml:space="preserve">2022</w:t>
+            </w:r>
+          </w:p>
+        </w:tc>
+        <w:tc>
+          <w:tcPr/>
+          <w:p>
+            <w:pPr>
+              <w:pStyle w:val="Compact"/>
+            </w:pPr>
+            <w:r>
               <w:t xml:space="preserve">HB1291</w:t>
             </w:r>
           </w:p>
@@ -1504,6 +2054,74 @@
               <w:pStyle w:val="Compact"/>
             </w:pPr>
             <w:r>
+              <w:t xml:space="preserve">HB1661</w:t>
+            </w:r>
+          </w:p>
+        </w:tc>
+        <w:tc>
+          <w:tcPr/>
+          <w:p>
+            <w:pPr>
+              <w:pStyle w:val="Compact"/>
+            </w:pPr>
+            <w:r>
+              <w:t xml:space="preserve">Omnibus bill whose land-use sections made significant changes to planning, zoning, and development rules.</w:t>
+            </w:r>
+          </w:p>
+        </w:tc>
+        <w:tc>
+          <w:tcPr/>
+          <w:p>
+            <w:pPr>
+              <w:pStyle w:val="Compact"/>
+            </w:pPr>
+            <w:r>
+              <w:t xml:space="preserve">Building more homes: zoning and land use</w:t>
+            </w:r>
+          </w:p>
+        </w:tc>
+        <w:tc>
+          <w:tcPr/>
+          <w:p>
+            <w:pPr>
+              <w:pStyle w:val="Compact"/>
+            </w:pPr>
+            <w:r>
+              <w:t xml:space="preserve">Became law</w:t>
+            </w:r>
+          </w:p>
+        </w:tc>
+        <w:tc>
+          <w:tcPr/>
+          <w:p>
+            <w:pPr>
+              <w:pStyle w:val="Compact"/>
+            </w:pPr>
+            <w:r>
+              <w:t xml:space="preserve">core</w:t>
+            </w:r>
+          </w:p>
+        </w:tc>
+      </w:tr>
+      <w:tr>
+        <w:tc>
+          <w:tcPr/>
+          <w:p>
+            <w:pPr>
+              <w:pStyle w:val="Compact"/>
+            </w:pPr>
+            <w:r>
+              <w:t xml:space="preserve">2022</w:t>
+            </w:r>
+          </w:p>
+        </w:tc>
+        <w:tc>
+          <w:tcPr/>
+          <w:p>
+            <w:pPr>
+              <w:pStyle w:val="Compact"/>
+            </w:pPr>
+            <w:r>
               <w:t xml:space="preserve">HB1662</w:t>
             </w:r>
           </w:p>
@@ -1572,6 +2190,142 @@
               <w:pStyle w:val="Compact"/>
             </w:pPr>
             <w:r>
+              <w:t xml:space="preserve">SB223</w:t>
+            </w:r>
+          </w:p>
+        </w:tc>
+        <w:tc>
+          <w:tcPr/>
+          <w:p>
+            <w:pPr>
+              <w:pStyle w:val="Compact"/>
+            </w:pPr>
+            <w:r>
+              <w:t xml:space="preserve">Changed the minimum size of recovery houses.</w:t>
+            </w:r>
+          </w:p>
+        </w:tc>
+        <w:tc>
+          <w:tcPr/>
+          <w:p>
+            <w:pPr>
+              <w:pStyle w:val="Compact"/>
+            </w:pPr>
+            <w:r>
+              <w:t xml:space="preserve">Homelessness and housing stability</w:t>
+            </w:r>
+          </w:p>
+        </w:tc>
+        <w:tc>
+          <w:tcPr/>
+          <w:p>
+            <w:pPr>
+              <w:pStyle w:val="Compact"/>
+            </w:pPr>
+            <w:r>
+              <w:t xml:space="preserve">Became law</w:t>
+            </w:r>
+          </w:p>
+        </w:tc>
+        <w:tc>
+          <w:tcPr/>
+          <w:p>
+            <w:pPr>
+              <w:pStyle w:val="Compact"/>
+            </w:pPr>
+            <w:r>
+              <w:t xml:space="preserve">adjacent</w:t>
+            </w:r>
+          </w:p>
+        </w:tc>
+      </w:tr>
+      <w:tr>
+        <w:tc>
+          <w:tcPr/>
+          <w:p>
+            <w:pPr>
+              <w:pStyle w:val="Compact"/>
+            </w:pPr>
+            <w:r>
+              <w:t xml:space="preserve">2022</w:t>
+            </w:r>
+          </w:p>
+        </w:tc>
+        <w:tc>
+          <w:tcPr/>
+          <w:p>
+            <w:pPr>
+              <w:pStyle w:val="Compact"/>
+            </w:pPr>
+            <w:r>
+              <w:t xml:space="preserve">SB334</w:t>
+            </w:r>
+          </w:p>
+        </w:tc>
+        <w:tc>
+          <w:tcPr/>
+          <w:p>
+            <w:pPr>
+              <w:pStyle w:val="Compact"/>
+            </w:pPr>
+            <w:r>
+              <w:t xml:space="preserve">Created a committee to study property blight in municipalities.</w:t>
+            </w:r>
+          </w:p>
+        </w:tc>
+        <w:tc>
+          <w:tcPr/>
+          <w:p>
+            <w:pPr>
+              <w:pStyle w:val="Compact"/>
+            </w:pPr>
+            <w:r>
+              <w:t xml:space="preserve">Housing studies, plans, and data</w:t>
+            </w:r>
+          </w:p>
+        </w:tc>
+        <w:tc>
+          <w:tcPr/>
+          <w:p>
+            <w:pPr>
+              <w:pStyle w:val="Compact"/>
+            </w:pPr>
+            <w:r>
+              <w:t xml:space="preserve">Became law</w:t>
+            </w:r>
+          </w:p>
+        </w:tc>
+        <w:tc>
+          <w:tcPr/>
+          <w:p>
+            <w:pPr>
+              <w:pStyle w:val="Compact"/>
+            </w:pPr>
+            <w:r>
+              <w:t xml:space="preserve">adjacent</w:t>
+            </w:r>
+          </w:p>
+        </w:tc>
+      </w:tr>
+      <w:tr>
+        <w:tc>
+          <w:tcPr/>
+          <w:p>
+            <w:pPr>
+              <w:pStyle w:val="Compact"/>
+            </w:pPr>
+            <w:r>
+              <w:t xml:space="preserve">2022</w:t>
+            </w:r>
+          </w:p>
+        </w:tc>
+        <w:tc>
+          <w:tcPr/>
+          <w:p>
+            <w:pPr>
+              <w:pStyle w:val="Compact"/>
+            </w:pPr>
+            <w:r>
               <w:t xml:space="preserve">SB400</w:t>
             </w:r>
           </w:p>
@@ -1844,6 +2598,74 @@
               <w:pStyle w:val="Compact"/>
             </w:pPr>
             <w:r>
+              <w:t xml:space="preserve">HB296</w:t>
+            </w:r>
+          </w:p>
+        </w:tc>
+        <w:tc>
+          <w:tcPr/>
+          <w:p>
+            <w:pPr>
+              <w:pStyle w:val="Compact"/>
+            </w:pPr>
+            <w:r>
+              <w:t xml:space="preserve">Altered local authority over residential driveway permits.</w:t>
+            </w:r>
+          </w:p>
+        </w:tc>
+        <w:tc>
+          <w:tcPr/>
+          <w:p>
+            <w:pPr>
+              <w:pStyle w:val="Compact"/>
+            </w:pPr>
+            <w:r>
+              <w:t xml:space="preserve">Building more homes: zoning and land use</w:t>
+            </w:r>
+          </w:p>
+        </w:tc>
+        <w:tc>
+          <w:tcPr/>
+          <w:p>
+            <w:pPr>
+              <w:pStyle w:val="Compact"/>
+            </w:pPr>
+            <w:r>
+              <w:t xml:space="preserve">Became law</w:t>
+            </w:r>
+          </w:p>
+        </w:tc>
+        <w:tc>
+          <w:tcPr/>
+          <w:p>
+            <w:pPr>
+              <w:pStyle w:val="Compact"/>
+            </w:pPr>
+            <w:r>
+              <w:t xml:space="preserve">adjacent</w:t>
+            </w:r>
+          </w:p>
+        </w:tc>
+      </w:tr>
+      <w:tr>
+        <w:tc>
+          <w:tcPr/>
+          <w:p>
+            <w:pPr>
+              <w:pStyle w:val="Compact"/>
+            </w:pPr>
+            <w:r>
+              <w:t xml:space="preserve">2023</w:t>
+            </w:r>
+          </w:p>
+        </w:tc>
+        <w:tc>
+          <w:tcPr/>
+          <w:p>
+            <w:pPr>
+              <w:pStyle w:val="Compact"/>
+            </w:pPr>
+            <w:r>
               <w:t xml:space="preserve">HB401</w:t>
             </w:r>
           </w:p>
@@ -1912,6 +2734,142 @@
               <w:pStyle w:val="Compact"/>
             </w:pPr>
             <w:r>
+              <w:t xml:space="preserve">HB42</w:t>
+            </w:r>
+          </w:p>
+        </w:tc>
+        <w:tc>
+          <w:tcPr/>
+          <w:p>
+            <w:pPr>
+              <w:pStyle w:val="Compact"/>
+            </w:pPr>
+            <w:r>
+              <w:t xml:space="preserve">Expanded land use board authority over homeowners’ associations.</w:t>
+            </w:r>
+          </w:p>
+        </w:tc>
+        <w:tc>
+          <w:tcPr/>
+          <w:p>
+            <w:pPr>
+              <w:pStyle w:val="Compact"/>
+            </w:pPr>
+            <w:r>
+              <w:t xml:space="preserve">Building more homes: zoning and land use</w:t>
+            </w:r>
+          </w:p>
+        </w:tc>
+        <w:tc>
+          <w:tcPr/>
+          <w:p>
+            <w:pPr>
+              <w:pStyle w:val="Compact"/>
+            </w:pPr>
+            <w:r>
+              <w:t xml:space="preserve">Became law</w:t>
+            </w:r>
+          </w:p>
+        </w:tc>
+        <w:tc>
+          <w:tcPr/>
+          <w:p>
+            <w:pPr>
+              <w:pStyle w:val="Compact"/>
+            </w:pPr>
+            <w:r>
+              <w:t xml:space="preserve">adjacent</w:t>
+            </w:r>
+          </w:p>
+        </w:tc>
+      </w:tr>
+      <w:tr>
+        <w:tc>
+          <w:tcPr/>
+          <w:p>
+            <w:pPr>
+              <w:pStyle w:val="Compact"/>
+            </w:pPr>
+            <w:r>
+              <w:t xml:space="preserve">2023</w:t>
+            </w:r>
+          </w:p>
+        </w:tc>
+        <w:tc>
+          <w:tcPr/>
+          <w:p>
+            <w:pPr>
+              <w:pStyle w:val="Compact"/>
+            </w:pPr>
+            <w:r>
+              <w:t xml:space="preserve">HB44</w:t>
+            </w:r>
+          </w:p>
+        </w:tc>
+        <w:tc>
+          <w:tcPr/>
+          <w:p>
+            <w:pPr>
+              <w:pStyle w:val="Compact"/>
+            </w:pPr>
+            <w:r>
+              <w:t xml:space="preserve">Would have allowed four homes by right on single-family lots served by municipal water and sewer.</w:t>
+            </w:r>
+          </w:p>
+        </w:tc>
+        <w:tc>
+          <w:tcPr/>
+          <w:p>
+            <w:pPr>
+              <w:pStyle w:val="Compact"/>
+            </w:pPr>
+            <w:r>
+              <w:t xml:space="preserve">Building more homes: zoning and land use</w:t>
+            </w:r>
+          </w:p>
+        </w:tc>
+        <w:tc>
+          <w:tcPr/>
+          <w:p>
+            <w:pPr>
+              <w:pStyle w:val="Compact"/>
+            </w:pPr>
+            <w:r>
+              <w:t xml:space="preserve">Did not pass</w:t>
+            </w:r>
+          </w:p>
+        </w:tc>
+        <w:tc>
+          <w:tcPr/>
+          <w:p>
+            <w:pPr>
+              <w:pStyle w:val="Compact"/>
+            </w:pPr>
+            <w:r>
+              <w:t xml:space="preserve">core</w:t>
+            </w:r>
+          </w:p>
+        </w:tc>
+      </w:tr>
+      <w:tr>
+        <w:tc>
+          <w:tcPr/>
+          <w:p>
+            <w:pPr>
+              <w:pStyle w:val="Compact"/>
+            </w:pPr>
+            <w:r>
+              <w:t xml:space="preserve">2023</w:t>
+            </w:r>
+          </w:p>
+        </w:tc>
+        <w:tc>
+          <w:tcPr/>
+          <w:p>
+            <w:pPr>
+              <w:pStyle w:val="Compact"/>
+            </w:pPr>
+            <w:r>
               <w:t xml:space="preserve">HB469</w:t>
             </w:r>
           </w:p>
@@ -2309,6 +3267,74 @@
               <w:pStyle w:val="Compact"/>
             </w:pPr>
             <w:r>
+              <w:t xml:space="preserve">2023</w:t>
+            </w:r>
+          </w:p>
+        </w:tc>
+        <w:tc>
+          <w:tcPr/>
+          <w:p>
+            <w:pPr>
+              <w:pStyle w:val="Compact"/>
+            </w:pPr>
+            <w:r>
+              <w:t xml:space="preserve">SB231</w:t>
+            </w:r>
+          </w:p>
+        </w:tc>
+        <w:tc>
+          <w:tcPr/>
+          <w:p>
+            <w:pPr>
+              <w:pStyle w:val="Compact"/>
+            </w:pPr>
+            <w:r>
+              <w:t xml:space="preserve">Workforce and affordable housing appropriations (with a proposed historic housing tax credit); its appropriations were enacted through the HB2 budget trailer.</w:t>
+            </w:r>
+          </w:p>
+        </w:tc>
+        <w:tc>
+          <w:tcPr/>
+          <w:p>
+            <w:pPr>
+              <w:pStyle w:val="Compact"/>
+            </w:pPr>
+            <w:r>
+              <w:t xml:space="preserve">State housing money and programs</w:t>
+            </w:r>
+          </w:p>
+        </w:tc>
+        <w:tc>
+          <w:tcPr/>
+          <w:p>
+            <w:pPr>
+              <w:pStyle w:val="Compact"/>
+            </w:pPr>
+            <w:r>
+              <w:t xml:space="preserve">Enacted via HB2</w:t>
+            </w:r>
+          </w:p>
+        </w:tc>
+        <w:tc>
+          <w:tcPr/>
+          <w:p>
+            <w:pPr>
+              <w:pStyle w:val="Compact"/>
+            </w:pPr>
+            <w:r>
+              <w:t xml:space="preserve">core</w:t>
+            </w:r>
+          </w:p>
+        </w:tc>
+      </w:tr>
+      <w:tr>
+        <w:tc>
+          <w:tcPr/>
+          <w:p>
+            <w:pPr>
+              <w:pStyle w:val="Compact"/>
+            </w:pPr>
+            <w:r>
               <w:t xml:space="preserve">2024</w:t>
             </w:r>
           </w:p>
@@ -2320,6 +3346,74 @@
               <w:pStyle w:val="Compact"/>
             </w:pPr>
             <w:r>
+              <w:t xml:space="preserve">HB1065</w:t>
+            </w:r>
+          </w:p>
+        </w:tc>
+        <w:tc>
+          <w:tcPr/>
+          <w:p>
+            <w:pPr>
+              <w:pStyle w:val="Compact"/>
+            </w:pPr>
+            <w:r>
+              <w:t xml:space="preserve">Extended the sprinkler exemption to three- and four-family homes and barred stricter local sprinkler codes.</w:t>
+            </w:r>
+          </w:p>
+        </w:tc>
+        <w:tc>
+          <w:tcPr/>
+          <w:p>
+            <w:pPr>
+              <w:pStyle w:val="Compact"/>
+            </w:pPr>
+            <w:r>
+              <w:t xml:space="preserve">Building more homes: zoning and land use</w:t>
+            </w:r>
+          </w:p>
+        </w:tc>
+        <w:tc>
+          <w:tcPr/>
+          <w:p>
+            <w:pPr>
+              <w:pStyle w:val="Compact"/>
+            </w:pPr>
+            <w:r>
+              <w:t xml:space="preserve">Became law</w:t>
+            </w:r>
+          </w:p>
+        </w:tc>
+        <w:tc>
+          <w:tcPr/>
+          <w:p>
+            <w:pPr>
+              <w:pStyle w:val="Compact"/>
+            </w:pPr>
+            <w:r>
+              <w:t xml:space="preserve">adjacent</w:t>
+            </w:r>
+          </w:p>
+        </w:tc>
+      </w:tr>
+      <w:tr>
+        <w:tc>
+          <w:tcPr/>
+          <w:p>
+            <w:pPr>
+              <w:pStyle w:val="Compact"/>
+            </w:pPr>
+            <w:r>
+              <w:t xml:space="preserve">2024</w:t>
+            </w:r>
+          </w:p>
+        </w:tc>
+        <w:tc>
+          <w:tcPr/>
+          <w:p>
+            <w:pPr>
+              <w:pStyle w:val="Compact"/>
+            </w:pPr>
+            <w:r>
               <w:t xml:space="preserve">HB1199</w:t>
             </w:r>
           </w:p>
@@ -2388,6 +3482,74 @@
               <w:pStyle w:val="Compact"/>
             </w:pPr>
             <w:r>
+              <w:t xml:space="preserve">HB1202</w:t>
+            </w:r>
+          </w:p>
+        </w:tc>
+        <w:tc>
+          <w:tcPr/>
+          <w:p>
+            <w:pPr>
+              <w:pStyle w:val="Compact"/>
+            </w:pPr>
+            <w:r>
+              <w:t xml:space="preserve">Required the state to issue residential driveway permits within 60 days.</w:t>
+            </w:r>
+          </w:p>
+        </w:tc>
+        <w:tc>
+          <w:tcPr/>
+          <w:p>
+            <w:pPr>
+              <w:pStyle w:val="Compact"/>
+            </w:pPr>
+            <w:r>
+              <w:t xml:space="preserve">Building more homes: zoning and land use</w:t>
+            </w:r>
+          </w:p>
+        </w:tc>
+        <w:tc>
+          <w:tcPr/>
+          <w:p>
+            <w:pPr>
+              <w:pStyle w:val="Compact"/>
+            </w:pPr>
+            <w:r>
+              <w:t xml:space="preserve">Became law</w:t>
+            </w:r>
+          </w:p>
+        </w:tc>
+        <w:tc>
+          <w:tcPr/>
+          <w:p>
+            <w:pPr>
+              <w:pStyle w:val="Compact"/>
+            </w:pPr>
+            <w:r>
+              <w:t xml:space="preserve">adjacent</w:t>
+            </w:r>
+          </w:p>
+        </w:tc>
+      </w:tr>
+      <w:tr>
+        <w:tc>
+          <w:tcPr/>
+          <w:p>
+            <w:pPr>
+              <w:pStyle w:val="Compact"/>
+            </w:pPr>
+            <w:r>
+              <w:t xml:space="preserve">2024</w:t>
+            </w:r>
+          </w:p>
+        </w:tc>
+        <w:tc>
+          <w:tcPr/>
+          <w:p>
+            <w:pPr>
+              <w:pStyle w:val="Compact"/>
+            </w:pPr>
+            <w:r>
               <w:t xml:space="preserve">HB1291</w:t>
             </w:r>
           </w:p>
@@ -2536,6 +3698,74 @@
               <w:pStyle w:val="Compact"/>
             </w:pPr>
             <w:r>
+              <w:t xml:space="preserve">HB1361</w:t>
+            </w:r>
+          </w:p>
+        </w:tc>
+        <w:tc>
+          <w:tcPr/>
+          <w:p>
+            <w:pPr>
+              <w:pStyle w:val="Compact"/>
+            </w:pPr>
+            <w:r>
+              <w:t xml:space="preserve">Required municipalities to provide realistic opportunities for manufactured housing and rewrote manufactured-home subdivision rules.</w:t>
+            </w:r>
+          </w:p>
+        </w:tc>
+        <w:tc>
+          <w:tcPr/>
+          <w:p>
+            <w:pPr>
+              <w:pStyle w:val="Compact"/>
+            </w:pPr>
+            <w:r>
+              <w:t xml:space="preserve">Manufactured, tiny, and factory-built homes</w:t>
+            </w:r>
+          </w:p>
+        </w:tc>
+        <w:tc>
+          <w:tcPr/>
+          <w:p>
+            <w:pPr>
+              <w:pStyle w:val="Compact"/>
+            </w:pPr>
+            <w:r>
+              <w:t xml:space="preserve">Became law</w:t>
+            </w:r>
+          </w:p>
+        </w:tc>
+        <w:tc>
+          <w:tcPr/>
+          <w:p>
+            <w:pPr>
+              <w:pStyle w:val="Compact"/>
+            </w:pPr>
+            <w:r>
+              <w:t xml:space="preserve">core</w:t>
+            </w:r>
+          </w:p>
+        </w:tc>
+      </w:tr>
+      <w:tr>
+        <w:tc>
+          <w:tcPr/>
+          <w:p>
+            <w:pPr>
+              <w:pStyle w:val="Compact"/>
+            </w:pPr>
+            <w:r>
+              <w:t xml:space="preserve">2024</w:t>
+            </w:r>
+          </w:p>
+        </w:tc>
+        <w:tc>
+          <w:tcPr/>
+          <w:p>
+            <w:pPr>
+              <w:pStyle w:val="Compact"/>
+            </w:pPr>
+            <w:r>
               <w:t xml:space="preserve">HB1396</w:t>
             </w:r>
           </w:p>
@@ -2604,6 +3834,142 @@
               <w:pStyle w:val="Compact"/>
             </w:pPr>
             <w:r>
+              <w:t xml:space="preserve">HB1399</w:t>
+            </w:r>
+          </w:p>
+        </w:tc>
+        <w:tc>
+          <w:tcPr/>
+          <w:p>
+            <w:pPr>
+              <w:pStyle w:val="Compact"/>
+            </w:pPr>
+            <w:r>
+              <w:t xml:space="preserve">Would have let municipalities permit two residential units in certain single-family zones.</w:t>
+            </w:r>
+          </w:p>
+        </w:tc>
+        <w:tc>
+          <w:tcPr/>
+          <w:p>
+            <w:pPr>
+              <w:pStyle w:val="Compact"/>
+            </w:pPr>
+            <w:r>
+              <w:t xml:space="preserve">Building more homes: zoning and land use</w:t>
+            </w:r>
+          </w:p>
+        </w:tc>
+        <w:tc>
+          <w:tcPr/>
+          <w:p>
+            <w:pPr>
+              <w:pStyle w:val="Compact"/>
+            </w:pPr>
+            <w:r>
+              <w:t xml:space="preserve">Interim study</w:t>
+            </w:r>
+          </w:p>
+        </w:tc>
+        <w:tc>
+          <w:tcPr/>
+          <w:p>
+            <w:pPr>
+              <w:pStyle w:val="Compact"/>
+            </w:pPr>
+            <w:r>
+              <w:t xml:space="preserve">core</w:t>
+            </w:r>
+          </w:p>
+        </w:tc>
+      </w:tr>
+      <w:tr>
+        <w:tc>
+          <w:tcPr/>
+          <w:p>
+            <w:pPr>
+              <w:pStyle w:val="Compact"/>
+            </w:pPr>
+            <w:r>
+              <w:t xml:space="preserve">2024</w:t>
+            </w:r>
+          </w:p>
+        </w:tc>
+        <w:tc>
+          <w:tcPr/>
+          <w:p>
+            <w:pPr>
+              <w:pStyle w:val="Compact"/>
+            </w:pPr>
+            <w:r>
+              <w:t xml:space="preserve">HB1400</w:t>
+            </w:r>
+          </w:p>
+        </w:tc>
+        <w:tc>
+          <w:tcPr/>
+          <w:p>
+            <w:pPr>
+              <w:pStyle w:val="Compact"/>
+            </w:pPr>
+            <w:r>
+              <w:t xml:space="preserve">Housing omnibus: tax incentives for office-to-housing conversions, limits on local parking mandates, alternative parking, and faster local zoning amendments.</w:t>
+            </w:r>
+          </w:p>
+        </w:tc>
+        <w:tc>
+          <w:tcPr/>
+          <w:p>
+            <w:pPr>
+              <w:pStyle w:val="Compact"/>
+            </w:pPr>
+            <w:r>
+              <w:t xml:space="preserve">Building more homes: zoning and land use</w:t>
+            </w:r>
+          </w:p>
+        </w:tc>
+        <w:tc>
+          <w:tcPr/>
+          <w:p>
+            <w:pPr>
+              <w:pStyle w:val="Compact"/>
+            </w:pPr>
+            <w:r>
+              <w:t xml:space="preserve">Became law</w:t>
+            </w:r>
+          </w:p>
+        </w:tc>
+        <w:tc>
+          <w:tcPr/>
+          <w:p>
+            <w:pPr>
+              <w:pStyle w:val="Compact"/>
+            </w:pPr>
+            <w:r>
+              <w:t xml:space="preserve">core</w:t>
+            </w:r>
+          </w:p>
+        </w:tc>
+      </w:tr>
+      <w:tr>
+        <w:tc>
+          <w:tcPr/>
+          <w:p>
+            <w:pPr>
+              <w:pStyle w:val="Compact"/>
+            </w:pPr>
+            <w:r>
+              <w:t xml:space="preserve">2024</w:t>
+            </w:r>
+          </w:p>
+        </w:tc>
+        <w:tc>
+          <w:tcPr/>
+          <w:p>
+            <w:pPr>
+              <w:pStyle w:val="Compact"/>
+            </w:pPr>
+            <w:r>
               <w:t xml:space="preserve">HB1470</w:t>
             </w:r>
           </w:p>
@@ -2740,6 +4106,74 @@
               <w:pStyle w:val="Compact"/>
             </w:pPr>
             <w:r>
+              <w:t xml:space="preserve">HB1567</w:t>
+            </w:r>
+          </w:p>
+        </w:tc>
+        <w:tc>
+          <w:tcPr/>
+          <w:p>
+            <w:pPr>
+              <w:pStyle w:val="Compact"/>
+            </w:pPr>
+            <w:r>
+              <w:t xml:space="preserve">Loosened municipal zoning rules for home-based child care.</w:t>
+            </w:r>
+          </w:p>
+        </w:tc>
+        <w:tc>
+          <w:tcPr/>
+          <w:p>
+            <w:pPr>
+              <w:pStyle w:val="Compact"/>
+            </w:pPr>
+            <w:r>
+              <w:t xml:space="preserve">Building more homes: zoning and land use</w:t>
+            </w:r>
+          </w:p>
+        </w:tc>
+        <w:tc>
+          <w:tcPr/>
+          <w:p>
+            <w:pPr>
+              <w:pStyle w:val="Compact"/>
+            </w:pPr>
+            <w:r>
+              <w:t xml:space="preserve">Became law</w:t>
+            </w:r>
+          </w:p>
+        </w:tc>
+        <w:tc>
+          <w:tcPr/>
+          <w:p>
+            <w:pPr>
+              <w:pStyle w:val="Compact"/>
+            </w:pPr>
+            <w:r>
+              <w:t xml:space="preserve">adjacent</w:t>
+            </w:r>
+          </w:p>
+        </w:tc>
+      </w:tr>
+      <w:tr>
+        <w:tc>
+          <w:tcPr/>
+          <w:p>
+            <w:pPr>
+              <w:pStyle w:val="Compact"/>
+            </w:pPr>
+            <w:r>
+              <w:t xml:space="preserve">2024</w:t>
+            </w:r>
+          </w:p>
+        </w:tc>
+        <w:tc>
+          <w:tcPr/>
+          <w:p>
+            <w:pPr>
+              <w:pStyle w:val="Compact"/>
+            </w:pPr>
+            <w:r>
               <w:t xml:space="preserve">SB318</w:t>
             </w:r>
           </w:p>
@@ -2785,6 +4219,142 @@
             </w:pPr>
             <w:r>
               <w:t xml:space="preserve">adjacent</w:t>
+            </w:r>
+          </w:p>
+        </w:tc>
+      </w:tr>
+      <w:tr>
+        <w:tc>
+          <w:tcPr/>
+          <w:p>
+            <w:pPr>
+              <w:pStyle w:val="Compact"/>
+            </w:pPr>
+            <w:r>
+              <w:t xml:space="preserve">2024</w:t>
+            </w:r>
+          </w:p>
+        </w:tc>
+        <w:tc>
+          <w:tcPr/>
+          <w:p>
+            <w:pPr>
+              <w:pStyle w:val="Compact"/>
+            </w:pPr>
+            <w:r>
+              <w:t xml:space="preserve">SB406</w:t>
+            </w:r>
+          </w:p>
+        </w:tc>
+        <w:tc>
+          <w:tcPr/>
+          <w:p>
+            <w:pPr>
+              <w:pStyle w:val="Compact"/>
+            </w:pPr>
+            <w:r>
+              <w:t xml:space="preserve">Appropriated $2.5 million to raise the rates paid to homeless shelter programs.</w:t>
+            </w:r>
+          </w:p>
+        </w:tc>
+        <w:tc>
+          <w:tcPr/>
+          <w:p>
+            <w:pPr>
+              <w:pStyle w:val="Compact"/>
+            </w:pPr>
+            <w:r>
+              <w:t xml:space="preserve">Homelessness and housing stability</w:t>
+            </w:r>
+          </w:p>
+        </w:tc>
+        <w:tc>
+          <w:tcPr/>
+          <w:p>
+            <w:pPr>
+              <w:pStyle w:val="Compact"/>
+            </w:pPr>
+            <w:r>
+              <w:t xml:space="preserve">Became law</w:t>
+            </w:r>
+          </w:p>
+        </w:tc>
+        <w:tc>
+          <w:tcPr/>
+          <w:p>
+            <w:pPr>
+              <w:pStyle w:val="Compact"/>
+            </w:pPr>
+            <w:r>
+              <w:t xml:space="preserve">core</w:t>
+            </w:r>
+          </w:p>
+        </w:tc>
+      </w:tr>
+      <w:tr>
+        <w:tc>
+          <w:tcPr/>
+          <w:p>
+            <w:pPr>
+              <w:pStyle w:val="Compact"/>
+            </w:pPr>
+            <w:r>
+              <w:t xml:space="preserve">2024</w:t>
+            </w:r>
+          </w:p>
+        </w:tc>
+        <w:tc>
+          <w:tcPr/>
+          <w:p>
+            <w:pPr>
+              <w:pStyle w:val="Compact"/>
+            </w:pPr>
+            <w:r>
+              <w:t xml:space="preserve">SB454</w:t>
+            </w:r>
+          </w:p>
+        </w:tc>
+        <w:tc>
+          <w:tcPr/>
+          <w:p>
+            <w:pPr>
+              <w:pStyle w:val="Compact"/>
+            </w:pPr>
+            <w:r>
+              <w:t xml:space="preserve">Would have doubled the real estate transfer tax revenue flowing to the Affordable Housing Fund.</w:t>
+            </w:r>
+          </w:p>
+        </w:tc>
+        <w:tc>
+          <w:tcPr/>
+          <w:p>
+            <w:pPr>
+              <w:pStyle w:val="Compact"/>
+            </w:pPr>
+            <w:r>
+              <w:t xml:space="preserve">State housing money and programs</w:t>
+            </w:r>
+          </w:p>
+        </w:tc>
+        <w:tc>
+          <w:tcPr/>
+          <w:p>
+            <w:pPr>
+              <w:pStyle w:val="Compact"/>
+            </w:pPr>
+            <w:r>
+              <w:t xml:space="preserve">Did not pass</w:t>
+            </w:r>
+          </w:p>
+        </w:tc>
+        <w:tc>
+          <w:tcPr/>
+          <w:p>
+            <w:pPr>
+              <w:pStyle w:val="Compact"/>
+            </w:pPr>
+            <w:r>
+              <w:t xml:space="preserve">core</w:t>
             </w:r>
           </w:p>
         </w:tc>
@@ -10682,7 +12252,7 @@
           <w:i/>
           <w:iCs/>
         </w:rPr>
-        <w:t xml:space="preserve">24 bills · 7 became law · basket:</w:t>
+        <w:t xml:space="preserve">35 bills · 16 became law · basket:</w:t>
       </w:r>
       <w:r>
         <w:rPr>
@@ -10720,7 +12290,7 @@
         <w:pStyle w:val="BodyText"/>
       </w:pPr>
       <w:r>
-        <w:t xml:space="preserve">Every enactment is from 2025-2026: homes in commercial zones (HB631 2025, HB1010 2026, HB1588 2026), limits on local dwelling-unit restrictions (HB457 2025), plus the 2021 planning omnibus SB86. The repeal attempts against these new laws (HB1011, HB1012, HB1016 in 2026) all died.</w:t>
+        <w:t xml:space="preserve">Supply-side zoning began passing in 2024, not 2025: HB1400 (2024) packaged office-to-housing tax incentives, parking-mandate limits, and faster local zoning amendments (conference report 205-149); HB631 (2025) and HB1010/HB1588 (2026) opened commercial land to homes; HB457 (2025) limited local dwelling-unit restrictions; the 2021 planning omnibus SB86 and the 2022 land-use omnibus HB1661 came earlier. Statewide density mandates still fail: 4-units-by-right (HB44 2023) was crushed 117-232, the duplex-enabling HB1399 (2024) passed the House 220-140 and went to Senate interim study, and the 2026 repeal attempts against the new laws all died.</w:t>
       </w:r>
     </w:p>
     <w:p>
@@ -10728,7 +12298,7 @@
         <w:pStyle w:val="BodyText"/>
       </w:pPr>
       <w:r>
-        <w:t xml:space="preserve">Examples: 2025 HB631, 2026 HB1010, 2026 HB1588, 2024 SB538, 2026 SB90</w:t>
+        <w:t xml:space="preserve">Examples: 2024 HB1400, 2025 HB631, 2026 HB1588, 2023 HB44, 2024 HB1399, 2026 SB90</w:t>
       </w:r>
     </w:p>
     <w:bookmarkEnd w:id="11"/>
@@ -10818,7 +12388,7 @@
           <w:i/>
           <w:iCs/>
         </w:rPr>
-        <w:t xml:space="preserve">36 bills · 9 became law · basket:</w:t>
+        <w:t xml:space="preserve">39 bills · 11 became law · basket:</w:t>
       </w:r>
       <w:r>
         <w:rPr>
@@ -10856,7 +12426,7 @@
         <w:pStyle w:val="BodyText"/>
       </w:pPr>
       <w:r>
-        <w:t xml:space="preserve">Standalone money bills usually die - often after unanimous Senate votes - while the same dollars move through HB2, the budget trailer: Affordable Housing Fund ($25M in 2021 and again in 2023), InvestNH, Housing Champion ($5M), Partners in Housing. New taxes for housing (HB1786, HB1707) and transfer-tax increases (HB530, SB81) never reached a floor win.</w:t>
+        <w:t xml:space="preserve">Standalone money bills usually die - often after unanimous Senate votes - while the same dollars move through HB2, the budget trailer: Affordable Housing Fund ($25M in 2021 and 2023), InvestNH ($10M), Housing Champion ($5M), Partners in Housing. SB454 (2024), doubling the transfer-tax stream to the fund, passed the Senate unanimously and was tabled by the House 180-176 (division vote); SB152 (2021) and SB231 (2023) saw their dollars ride HB2 instead. New taxes for housing (HB1786, HB1707) never reached a floor win.</w:t>
       </w:r>
     </w:p>
     <w:p>
@@ -10864,7 +12434,7 @@
         <w:pStyle w:val="BodyText"/>
       </w:pPr>
       <w:r>
-        <w:t xml:space="preserve">Examples: 2021 SB152, 2023 SB145, 2026 HB572, 2026 HB1786, 2026 HB1042</w:t>
+        <w:t xml:space="preserve">Examples: 2021 SB152, 2024 SB454, 2023 SB231, 2023 SB145, 2026 HB1786</w:t>
       </w:r>
     </w:p>
     <w:bookmarkEnd w:id="13"/>
@@ -11022,7 +12592,7 @@
           <w:i/>
           <w:iCs/>
         </w:rPr>
-        <w:t xml:space="preserve">9 bills · 2 became law · basket:</w:t>
+        <w:t xml:space="preserve">13 bills · 6 became law · basket:</w:t>
       </w:r>
       <w:r>
         <w:rPr>
@@ -11060,7 +12630,7 @@
         <w:pStyle w:val="BodyText"/>
       </w:pPr>
       <w:r>
-        <w:t xml:space="preserve">Standalone shelter-funding bills died at Senate deadlines or on tables (SB415 2022, SB113/SB114 2025, HB519); the big shelter dollars moved through HB2 ($10M in 2023; $10M opioid-fund shelter money in 2025). The Council on Housing Stability was codified (HB503, enacted 2022) and updated (SB179 2025).</w:t>
+        <w:t xml:space="preserve">Shelter funding passed standalone exactly once: SB406 (2024) put $2.5M into shelter program rates. The other attempts died - SB415 (2022) tabled 13-11, SB113/SB114 (2025) at the Senate’s own deadline, HB519 in the House - while the bigger dollars moved through HB2 ($10M in 2023; $5M/year opioid-fund shelter money in 2025). The Council on Housing Stability was codified (HB503, enacted 2022) and updated (SB179 2025); study committees and recovery-house rules (HB286/HB377 2021, SB223 2022) also passed.</w:t>
       </w:r>
     </w:p>
     <w:p>
@@ -11068,7 +12638,7 @@
         <w:pStyle w:val="BodyText"/>
       </w:pPr>
       <w:r>
-        <w:t xml:space="preserve">Examples: 2022 SB415, 2025 SB113, 2021 HB503, 2025 SB179</w:t>
+        <w:t xml:space="preserve">Examples: 2024 SB406, 2022 SB415, 2025 SB113, 2021 HB503, 2025 SB179</w:t>
       </w:r>
     </w:p>
     <w:bookmarkEnd w:id="16"/>
@@ -11090,7 +12660,7 @@
           <w:i/>
           <w:iCs/>
         </w:rPr>
-        <w:t xml:space="preserve">9 bills · 2 became law · basket:</w:t>
+        <w:t xml:space="preserve">10 bills · 3 became law · basket:</w:t>
       </w:r>
       <w:r>
         <w:rPr>
@@ -11128,7 +12698,7 @@
         <w:pStyle w:val="BodyText"/>
       </w:pPr>
       <w:r>
-        <w:t xml:space="preserve">Resident protections advanced narrowly (SB166 2025 sale notice) and tiny houses/yurts were legalized as innovative housing (HB1681 2026). But the dispute-resolution Board of Manufactured Housing was repealed by HB2 2023 while the bill to fix it (SB203) died between the chambers, and by-right manufactured housing (HB685 2025) died in conference.</w:t>
+        <w:t xml:space="preserve">Two supply-side wins are law: HB1361 (2024) requires municipalities to provide realistic opportunities for manufactured housing, and HB1681 (2026) legalized tiny houses and yurts. Resident protections advanced narrowly (SB166 2025 sale notice). The structural losses stand: HB2 2023 (79:301) repealed the Board of Manufactured Housing while SB203 died between the chambers; SB318 (2024) was vetoed; by-right manufactured housing in all residential zones (HB685 2025) died in conference.</w:t>
       </w:r>
     </w:p>
     <w:p>
@@ -11136,7 +12706,7 @@
         <w:pStyle w:val="BodyText"/>
       </w:pPr>
       <w:r>
-        <w:t xml:space="preserve">Examples: 2025 SB166, 2026 HB1681, 2023 SB203, 2025 HB685</w:t>
+        <w:t xml:space="preserve">Examples: 2024 HB1361, 2026 HB1681, 2025 SB166, 2023 SB203, 2025 HB685</w:t>
       </w:r>
     </w:p>
     <w:bookmarkEnd w:id="17"/>
@@ -11158,7 +12728,7 @@
           <w:i/>
           <w:iCs/>
         </w:rPr>
-        <w:t xml:space="preserve">11 bills · 2 became law · basket:</w:t>
+        <w:t xml:space="preserve">14 bills · 3 became law · basket:</w:t>
       </w:r>
       <w:r>
         <w:rPr>
@@ -11196,7 +12766,7 @@
         <w:pStyle w:val="BodyText"/>
       </w:pPr>
       <w:r>
-        <w:t xml:space="preserve">Conflict-of-interest recusal (HB92 2025) and abutter-appeal rules (HB1359 2024) became law; board training died repeatedly (2020 HB1629, 2021 HB586, 2022 SB400, 2026 HB1802). The Housing Appeals Board was restructured through HB2 2025, not a standalone bill.</w:t>
+        <w:t xml:space="preserve">Conflict-of-interest recusal (HB92 2025), abutter-appeal rules (HB1359 2024), and a planning-board deadline extension (HB332 2021) became law; board training died repeatedly (2020 HB1629, 2021 HB586, 2022 SB400, 2026 HB1802). The Housing Appeals Board survived two 2020 repeal/replace attempts (SB721, SB735, both killed in the Senate) and was then restructured through HB2 2025, not a standalone bill.</w:t>
       </w:r>
     </w:p>
     <w:p>
@@ -11204,7 +12774,7 @@
         <w:pStyle w:val="BodyText"/>
       </w:pPr>
       <w:r>
-        <w:t xml:space="preserve">Examples: 2025 HB92, 2024 HB1359, 2020 HB1629, 2026 HB1802</w:t>
+        <w:t xml:space="preserve">Examples: 2025 HB92, 2024 HB1359, 2020 SB735, 2020 HB1629, 2026 HB1802</w:t>
       </w:r>
     </w:p>
     <w:bookmarkEnd w:id="18"/>
@@ -11226,7 +12796,7 @@
           <w:i/>
           <w:iCs/>
         </w:rPr>
-        <w:t xml:space="preserve">6 bills · 2 became law · basket:</w:t>
+        <w:t xml:space="preserve">7 bills · 3 became law · basket:</w:t>
       </w:r>
       <w:r>
         <w:rPr>
@@ -12656,6 +14226,107 @@
               <w:pStyle w:val="Compact"/>
             </w:pPr>
             <w:r>
+              <w:t xml:space="preserve">SB102</w:t>
+            </w:r>
+          </w:p>
+        </w:tc>
+        <w:tc>
+          <w:tcPr/>
+          <w:p>
+            <w:pPr>
+              <w:pStyle w:val="Compact"/>
+            </w:pPr>
+            <w:r>
+              <w:t xml:space="preserve">House</w:t>
+            </w:r>
+          </w:p>
+        </w:tc>
+        <w:tc>
+          <w:tcPr/>
+          <w:p>
+            <w:pPr>
+              <w:pStyle w:val="Compact"/>
+            </w:pPr>
+            <w:r>
+              <w:t xml:space="preserve">2021-06-04</w:t>
+            </w:r>
+          </w:p>
+        </w:tc>
+        <w:tc>
+          <w:tcPr/>
+          <w:p>
+            <w:pPr>
+              <w:pStyle w:val="Compact"/>
+            </w:pPr>
+            <w:r>
+              <w:t xml:space="preserve">OTP</w:t>
+            </w:r>
+          </w:p>
+        </w:tc>
+        <w:tc>
+          <w:tcPr/>
+          <w:p>
+            <w:pPr>
+              <w:pStyle w:val="Compact"/>
+            </w:pPr>
+            <w:r>
+              <w:t xml:space="preserve">208</w:t>
+            </w:r>
+          </w:p>
+        </w:tc>
+        <w:tc>
+          <w:tcPr/>
+          <w:p>
+            <w:pPr>
+              <w:pStyle w:val="Compact"/>
+            </w:pPr>
+            <w:r>
+              <w:t xml:space="preserve">165</w:t>
+            </w:r>
+          </w:p>
+        </w:tc>
+        <w:tc>
+          <w:tcPr/>
+          <w:p>
+            <w:pPr>
+              <w:pStyle w:val="Compact"/>
+            </w:pPr>
+            <w:r>
+              <w:t xml:space="preserve">55.8</w:t>
+            </w:r>
+          </w:p>
+        </w:tc>
+        <w:tc>
+          <w:tcPr/>
+          <w:p>
+            <w:pPr>
+              <w:pStyle w:val="Compact"/>
+            </w:pPr>
+            <w:r>
+              <w:t xml:space="preserve">R 33–161, D 171–1, I 3–1</w:t>
+            </w:r>
+          </w:p>
+        </w:tc>
+      </w:tr>
+      <w:tr>
+        <w:tc>
+          <w:tcPr/>
+          <w:p>
+            <w:pPr>
+              <w:pStyle w:val="Compact"/>
+            </w:pPr>
+            <w:r>
+              <w:t xml:space="preserve">2021</w:t>
+            </w:r>
+          </w:p>
+        </w:tc>
+        <w:tc>
+          <w:tcPr/>
+          <w:p>
+            <w:pPr>
+              <w:pStyle w:val="Compact"/>
+            </w:pPr>
+            <w:r>
               <w:t xml:space="preserve">SB126</w:t>
             </w:r>
           </w:p>
@@ -13966,6 +15637,309 @@
               <w:pStyle w:val="Compact"/>
             </w:pPr>
             <w:r>
+              <w:t xml:space="preserve">HB1661</w:t>
+            </w:r>
+          </w:p>
+        </w:tc>
+        <w:tc>
+          <w:tcPr/>
+          <w:p>
+            <w:pPr>
+              <w:pStyle w:val="Compact"/>
+            </w:pPr>
+            <w:r>
+              <w:t xml:space="preserve">House</w:t>
+            </w:r>
+          </w:p>
+        </w:tc>
+        <w:tc>
+          <w:tcPr/>
+          <w:p>
+            <w:pPr>
+              <w:pStyle w:val="Compact"/>
+            </w:pPr>
+            <w:r>
+              <w:t xml:space="preserve">2022-03-31</w:t>
+            </w:r>
+          </w:p>
+        </w:tc>
+        <w:tc>
+          <w:tcPr/>
+          <w:p>
+            <w:pPr>
+              <w:pStyle w:val="Compact"/>
+            </w:pPr>
+            <w:r>
+              <w:t xml:space="preserve">Adopt Amendment</w:t>
+            </w:r>
+          </w:p>
+        </w:tc>
+        <w:tc>
+          <w:tcPr/>
+          <w:p>
+            <w:pPr>
+              <w:pStyle w:val="Compact"/>
+            </w:pPr>
+            <w:r>
+              <w:t xml:space="preserve">271</w:t>
+            </w:r>
+          </w:p>
+        </w:tc>
+        <w:tc>
+          <w:tcPr/>
+          <w:p>
+            <w:pPr>
+              <w:pStyle w:val="Compact"/>
+            </w:pPr>
+            <w:r>
+              <w:t xml:space="preserve">65</w:t>
+            </w:r>
+          </w:p>
+        </w:tc>
+        <w:tc>
+          <w:tcPr/>
+          <w:p>
+            <w:pPr>
+              <w:pStyle w:val="Compact"/>
+            </w:pPr>
+            <w:r>
+              <w:t xml:space="preserve">80.7</w:t>
+            </w:r>
+          </w:p>
+        </w:tc>
+        <w:tc>
+          <w:tcPr/>
+          <w:p>
+            <w:pPr>
+              <w:pStyle w:val="Compact"/>
+            </w:pPr>
+            <w:r>
+              <w:t xml:space="preserve">R 121–58, D 148–4, I 1–1</w:t>
+            </w:r>
+          </w:p>
+        </w:tc>
+      </w:tr>
+      <w:tr>
+        <w:tc>
+          <w:tcPr/>
+          <w:p>
+            <w:pPr>
+              <w:pStyle w:val="Compact"/>
+            </w:pPr>
+            <w:r>
+              <w:t xml:space="preserve">2022</w:t>
+            </w:r>
+          </w:p>
+        </w:tc>
+        <w:tc>
+          <w:tcPr/>
+          <w:p>
+            <w:pPr>
+              <w:pStyle w:val="Compact"/>
+            </w:pPr>
+            <w:r>
+              <w:t xml:space="preserve">HB1661</w:t>
+            </w:r>
+          </w:p>
+        </w:tc>
+        <w:tc>
+          <w:tcPr/>
+          <w:p>
+            <w:pPr>
+              <w:pStyle w:val="Compact"/>
+            </w:pPr>
+            <w:r>
+              <w:t xml:space="preserve">Senate</w:t>
+            </w:r>
+          </w:p>
+        </w:tc>
+        <w:tc>
+          <w:tcPr/>
+          <w:p>
+            <w:pPr>
+              <w:pStyle w:val="Compact"/>
+            </w:pPr>
+            <w:r>
+              <w:t xml:space="preserve">2022-05-05</w:t>
+            </w:r>
+          </w:p>
+        </w:tc>
+        <w:tc>
+          <w:tcPr/>
+          <w:p>
+            <w:pPr>
+              <w:pStyle w:val="Compact"/>
+            </w:pPr>
+            <w:r>
+              <w:t xml:space="preserve">Ought to Pass w/Amendment</w:t>
+            </w:r>
+          </w:p>
+        </w:tc>
+        <w:tc>
+          <w:tcPr/>
+          <w:p>
+            <w:pPr>
+              <w:pStyle w:val="Compact"/>
+            </w:pPr>
+            <w:r>
+              <w:t xml:space="preserve">23</w:t>
+            </w:r>
+          </w:p>
+        </w:tc>
+        <w:tc>
+          <w:tcPr/>
+          <w:p>
+            <w:pPr>
+              <w:pStyle w:val="Compact"/>
+            </w:pPr>
+            <w:r>
+              <w:t xml:space="preserve">0</w:t>
+            </w:r>
+          </w:p>
+        </w:tc>
+        <w:tc>
+          <w:tcPr/>
+          <w:p>
+            <w:pPr>
+              <w:pStyle w:val="Compact"/>
+            </w:pPr>
+            <w:r>
+              <w:t xml:space="preserve">100.0</w:t>
+            </w:r>
+          </w:p>
+        </w:tc>
+        <w:tc>
+          <w:tcPr/>
+          <w:p>
+            <w:pPr>
+              <w:pStyle w:val="Compact"/>
+            </w:pPr>
+            <w:r>
+              <w:t xml:space="preserve">R 13–0, D 10–0</w:t>
+            </w:r>
+          </w:p>
+        </w:tc>
+      </w:tr>
+      <w:tr>
+        <w:tc>
+          <w:tcPr/>
+          <w:p>
+            <w:pPr>
+              <w:pStyle w:val="Compact"/>
+            </w:pPr>
+            <w:r>
+              <w:t xml:space="preserve">2022</w:t>
+            </w:r>
+          </w:p>
+        </w:tc>
+        <w:tc>
+          <w:tcPr/>
+          <w:p>
+            <w:pPr>
+              <w:pStyle w:val="Compact"/>
+            </w:pPr>
+            <w:r>
+              <w:t xml:space="preserve">HB1661</w:t>
+            </w:r>
+          </w:p>
+        </w:tc>
+        <w:tc>
+          <w:tcPr/>
+          <w:p>
+            <w:pPr>
+              <w:pStyle w:val="Compact"/>
+            </w:pPr>
+            <w:r>
+              <w:t xml:space="preserve">House</w:t>
+            </w:r>
+          </w:p>
+        </w:tc>
+        <w:tc>
+          <w:tcPr/>
+          <w:p>
+            <w:pPr>
+              <w:pStyle w:val="Compact"/>
+            </w:pPr>
+            <w:r>
+              <w:t xml:space="preserve">2022-05-26</w:t>
+            </w:r>
+          </w:p>
+        </w:tc>
+        <w:tc>
+          <w:tcPr/>
+          <w:p>
+            <w:pPr>
+              <w:pStyle w:val="Compact"/>
+            </w:pPr>
+            <w:r>
+              <w:t xml:space="preserve">Adopt CofC Report</w:t>
+            </w:r>
+          </w:p>
+        </w:tc>
+        <w:tc>
+          <w:tcPr/>
+          <w:p>
+            <w:pPr>
+              <w:pStyle w:val="Compact"/>
+            </w:pPr>
+            <w:r>
+              <w:t xml:space="preserve">244</w:t>
+            </w:r>
+          </w:p>
+        </w:tc>
+        <w:tc>
+          <w:tcPr/>
+          <w:p>
+            <w:pPr>
+              <w:pStyle w:val="Compact"/>
+            </w:pPr>
+            <w:r>
+              <w:t xml:space="preserve">99</w:t>
+            </w:r>
+          </w:p>
+        </w:tc>
+        <w:tc>
+          <w:tcPr/>
+          <w:p>
+            <w:pPr>
+              <w:pStyle w:val="Compact"/>
+            </w:pPr>
+            <w:r>
+              <w:t xml:space="preserve">71.1</w:t>
+            </w:r>
+          </w:p>
+        </w:tc>
+        <w:tc>
+          <w:tcPr/>
+          <w:p>
+            <w:pPr>
+              <w:pStyle w:val="Compact"/>
+            </w:pPr>
+            <w:r>
+              <w:t xml:space="preserve">R 82–95, D 158–0, I 2–2</w:t>
+            </w:r>
+          </w:p>
+        </w:tc>
+      </w:tr>
+      <w:tr>
+        <w:tc>
+          <w:tcPr/>
+          <w:p>
+            <w:pPr>
+              <w:pStyle w:val="Compact"/>
+            </w:pPr>
+            <w:r>
+              <w:t xml:space="preserve">2022</w:t>
+            </w:r>
+          </w:p>
+        </w:tc>
+        <w:tc>
+          <w:tcPr/>
+          <w:p>
+            <w:pPr>
+              <w:pStyle w:val="Compact"/>
+            </w:pPr>
+            <w:r>
               <w:t xml:space="preserve">HB1662</w:t>
             </w:r>
           </w:p>
@@ -14673,6 +16647,107 @@
               <w:pStyle w:val="Compact"/>
             </w:pPr>
             <w:r>
+              <w:t xml:space="preserve">HB44</w:t>
+            </w:r>
+          </w:p>
+        </w:tc>
+        <w:tc>
+          <w:tcPr/>
+          <w:p>
+            <w:pPr>
+              <w:pStyle w:val="Compact"/>
+            </w:pPr>
+            <w:r>
+              <w:t xml:space="preserve">House</w:t>
+            </w:r>
+          </w:p>
+        </w:tc>
+        <w:tc>
+          <w:tcPr/>
+          <w:p>
+            <w:pPr>
+              <w:pStyle w:val="Compact"/>
+            </w:pPr>
+            <w:r>
+              <w:t xml:space="preserve">2023-02-23</w:t>
+            </w:r>
+          </w:p>
+        </w:tc>
+        <w:tc>
+          <w:tcPr/>
+          <w:p>
+            <w:pPr>
+              <w:pStyle w:val="Compact"/>
+            </w:pPr>
+            <w:r>
+              <w:t xml:space="preserve">OTPA</w:t>
+            </w:r>
+          </w:p>
+        </w:tc>
+        <w:tc>
+          <w:tcPr/>
+          <w:p>
+            <w:pPr>
+              <w:pStyle w:val="Compact"/>
+            </w:pPr>
+            <w:r>
+              <w:t xml:space="preserve">117</w:t>
+            </w:r>
+          </w:p>
+        </w:tc>
+        <w:tc>
+          <w:tcPr/>
+          <w:p>
+            <w:pPr>
+              <w:pStyle w:val="Compact"/>
+            </w:pPr>
+            <w:r>
+              <w:t xml:space="preserve">232</w:t>
+            </w:r>
+          </w:p>
+        </w:tc>
+        <w:tc>
+          <w:tcPr/>
+          <w:p>
+            <w:pPr>
+              <w:pStyle w:val="Compact"/>
+            </w:pPr>
+            <w:r>
+              <w:t xml:space="preserve">33.5</w:t>
+            </w:r>
+          </w:p>
+        </w:tc>
+        <w:tc>
+          <w:tcPr/>
+          <w:p>
+            <w:pPr>
+              <w:pStyle w:val="Compact"/>
+            </w:pPr>
+            <w:r>
+              <w:t xml:space="preserve">R 20–153, D 96–75, I 1–1</w:t>
+            </w:r>
+          </w:p>
+        </w:tc>
+      </w:tr>
+      <w:tr>
+        <w:tc>
+          <w:tcPr/>
+          <w:p>
+            <w:pPr>
+              <w:pStyle w:val="Compact"/>
+            </w:pPr>
+            <w:r>
+              <w:t xml:space="preserve">2023</w:t>
+            </w:r>
+          </w:p>
+        </w:tc>
+        <w:tc>
+          <w:tcPr/>
+          <w:p>
+            <w:pPr>
+              <w:pStyle w:val="Compact"/>
+            </w:pPr>
+            <w:r>
               <w:t xml:space="preserve">HB469</w:t>
             </w:r>
           </w:p>
@@ -16165,6 +18240,208 @@
             </w:pPr>
             <w:r>
               <w:t xml:space="preserve">R 14–177, D 179–3, I 0–1</w:t>
+            </w:r>
+          </w:p>
+        </w:tc>
+      </w:tr>
+      <w:tr>
+        <w:tc>
+          <w:tcPr/>
+          <w:p>
+            <w:pPr>
+              <w:pStyle w:val="Compact"/>
+            </w:pPr>
+            <w:r>
+              <w:t xml:space="preserve">2024</w:t>
+            </w:r>
+          </w:p>
+        </w:tc>
+        <w:tc>
+          <w:tcPr/>
+          <w:p>
+            <w:pPr>
+              <w:pStyle w:val="Compact"/>
+            </w:pPr>
+            <w:r>
+              <w:t xml:space="preserve">HB1399</w:t>
+            </w:r>
+          </w:p>
+        </w:tc>
+        <w:tc>
+          <w:tcPr/>
+          <w:p>
+            <w:pPr>
+              <w:pStyle w:val="Compact"/>
+            </w:pPr>
+            <w:r>
+              <w:t xml:space="preserve">House</w:t>
+            </w:r>
+          </w:p>
+        </w:tc>
+        <w:tc>
+          <w:tcPr/>
+          <w:p>
+            <w:pPr>
+              <w:pStyle w:val="Compact"/>
+            </w:pPr>
+            <w:r>
+              <w:t xml:space="preserve">2024-03-28</w:t>
+            </w:r>
+          </w:p>
+        </w:tc>
+        <w:tc>
+          <w:tcPr/>
+          <w:p>
+            <w:pPr>
+              <w:pStyle w:val="Compact"/>
+            </w:pPr>
+            <w:r>
+              <w:t xml:space="preserve">OTPA</w:t>
+            </w:r>
+          </w:p>
+        </w:tc>
+        <w:tc>
+          <w:tcPr/>
+          <w:p>
+            <w:pPr>
+              <w:pStyle w:val="Compact"/>
+            </w:pPr>
+            <w:r>
+              <w:t xml:space="preserve">220</w:t>
+            </w:r>
+          </w:p>
+        </w:tc>
+        <w:tc>
+          <w:tcPr/>
+          <w:p>
+            <w:pPr>
+              <w:pStyle w:val="Compact"/>
+            </w:pPr>
+            <w:r>
+              <w:t xml:space="preserve">140</w:t>
+            </w:r>
+          </w:p>
+        </w:tc>
+        <w:tc>
+          <w:tcPr/>
+          <w:p>
+            <w:pPr>
+              <w:pStyle w:val="Compact"/>
+            </w:pPr>
+            <w:r>
+              <w:t xml:space="preserve">61.1</w:t>
+            </w:r>
+          </w:p>
+        </w:tc>
+        <w:tc>
+          <w:tcPr/>
+          <w:p>
+            <w:pPr>
+              <w:pStyle w:val="Compact"/>
+            </w:pPr>
+            <w:r>
+              <w:t xml:space="preserve">R 66–109, D 152–29, I 1–1</w:t>
+            </w:r>
+          </w:p>
+        </w:tc>
+      </w:tr>
+      <w:tr>
+        <w:tc>
+          <w:tcPr/>
+          <w:p>
+            <w:pPr>
+              <w:pStyle w:val="Compact"/>
+            </w:pPr>
+            <w:r>
+              <w:t xml:space="preserve">2024</w:t>
+            </w:r>
+          </w:p>
+        </w:tc>
+        <w:tc>
+          <w:tcPr/>
+          <w:p>
+            <w:pPr>
+              <w:pStyle w:val="Compact"/>
+            </w:pPr>
+            <w:r>
+              <w:t xml:space="preserve">HB1400</w:t>
+            </w:r>
+          </w:p>
+        </w:tc>
+        <w:tc>
+          <w:tcPr/>
+          <w:p>
+            <w:pPr>
+              <w:pStyle w:val="Compact"/>
+            </w:pPr>
+            <w:r>
+              <w:t xml:space="preserve">House</w:t>
+            </w:r>
+          </w:p>
+        </w:tc>
+        <w:tc>
+          <w:tcPr/>
+          <w:p>
+            <w:pPr>
+              <w:pStyle w:val="Compact"/>
+            </w:pPr>
+            <w:r>
+              <w:t xml:space="preserve">2024-06-13</w:t>
+            </w:r>
+          </w:p>
+        </w:tc>
+        <w:tc>
+          <w:tcPr/>
+          <w:p>
+            <w:pPr>
+              <w:pStyle w:val="Compact"/>
+            </w:pPr>
+            <w:r>
+              <w:t xml:space="preserve">Adopt CofC Report</w:t>
+            </w:r>
+          </w:p>
+        </w:tc>
+        <w:tc>
+          <w:tcPr/>
+          <w:p>
+            <w:pPr>
+              <w:pStyle w:val="Compact"/>
+            </w:pPr>
+            <w:r>
+              <w:t xml:space="preserve">205</w:t>
+            </w:r>
+          </w:p>
+        </w:tc>
+        <w:tc>
+          <w:tcPr/>
+          <w:p>
+            <w:pPr>
+              <w:pStyle w:val="Compact"/>
+            </w:pPr>
+            <w:r>
+              <w:t xml:space="preserve">149</w:t>
+            </w:r>
+          </w:p>
+        </w:tc>
+        <w:tc>
+          <w:tcPr/>
+          <w:p>
+            <w:pPr>
+              <w:pStyle w:val="Compact"/>
+            </w:pPr>
+            <w:r>
+              <w:t xml:space="preserve">57.9</w:t>
+            </w:r>
+          </w:p>
+        </w:tc>
+        <w:tc>
+          <w:tcPr/>
+          <w:p>
+            <w:pPr>
+              <w:pStyle w:val="Compact"/>
+            </w:pPr>
+            <w:r>
+              <w:t xml:space="preserve">R 55–118, D 148–28, I 0–2</w:t>
             </w:r>
           </w:p>
         </w:tc>
@@ -19092,6 +21369,52 @@
             </w:pPr>
             <w:r>
               <w:t xml:space="preserve">Passed the House (SQL roll call: OTPA 220-143, 2024-03-28). In the Senate on 2024-05-22 a floor amendment failed by roll call 8-16 (matches the SQL roll call) a</w:t>
+            </w:r>
+          </w:p>
+        </w:tc>
+      </w:tr>
+      <w:tr>
+        <w:tc>
+          <w:tcPr/>
+          <w:p>
+            <w:pPr>
+              <w:pStyle w:val="Compact"/>
+            </w:pPr>
+            <w:r>
+              <w:t xml:space="preserve">2024 HB1399</w:t>
+            </w:r>
+          </w:p>
+        </w:tc>
+        <w:tc>
+          <w:tcPr/>
+          <w:p>
+            <w:pPr>
+              <w:pStyle w:val="Compact"/>
+            </w:pPr>
+            <w:r>
+              <w:t xml:space="preserve">Would have let municipalities permit two residential units in certain single-family zones.</w:t>
+            </w:r>
+          </w:p>
+        </w:tc>
+        <w:tc>
+          <w:tcPr/>
+          <w:p>
+            <w:pPr>
+              <w:pStyle w:val="Compact"/>
+            </w:pPr>
+            <w:r>
+              <w:t xml:space="preserve">House 220-140 (OTPA)</w:t>
+            </w:r>
+          </w:p>
+        </w:tc>
+        <w:tc>
+          <w:tcPr/>
+          <w:p>
+            <w:pPr>
+              <w:pStyle w:val="Compact"/>
+            </w:pPr>
+            <w:r>
+              <w:t xml:space="preserve">sent to interim study by the Senate</w:t>
             </w:r>
           </w:p>
         </w:tc>
@@ -19894,29 +22217,29 @@
               <w:pStyle w:val="Compact"/>
             </w:pPr>
             <w:r>
-              <w:t xml:space="preserve">HB1160</w:t>
-            </w:r>
-          </w:p>
-        </w:tc>
-        <w:tc>
-          <w:tcPr/>
-          <w:p>
-            <w:pPr>
-              <w:pStyle w:val="Compact"/>
-            </w:pPr>
-            <w:r>
-              <w:t xml:space="preserve">Edgar</w:t>
-            </w:r>
-          </w:p>
-        </w:tc>
-        <w:tc>
-          <w:tcPr/>
-          <w:p>
-            <w:pPr>
-              <w:pStyle w:val="Compact"/>
-            </w:pPr>
-            <w:r>
-              <w:t xml:space="preserve">Edgar (?), Loughman (?), Cushing (?), Maggiore (?), Cleaver (?), Bushway (?), Almy (?), Somssich (?), +5 more</w:t>
+              <w:t xml:space="preserve">SB721</w:t>
+            </w:r>
+          </w:p>
+        </w:tc>
+        <w:tc>
+          <w:tcPr/>
+          <w:p>
+            <w:pPr>
+              <w:pStyle w:val="Compact"/>
+            </w:pPr>
+            <w:r>
+              <w:t xml:space="preserve">Dietsch</w:t>
+            </w:r>
+          </w:p>
+        </w:tc>
+        <w:tc>
+          <w:tcPr/>
+          <w:p>
+            <w:pPr>
+              <w:pStyle w:val="Compact"/>
+            </w:pPr>
+            <w:r>
+              <w:t xml:space="preserve">Dietsch (?), Fuller Clark (?), Mullen (?), Maggiore (?)</w:t>
             </w:r>
           </w:p>
         </w:tc>
@@ -19940,213 +22263,29 @@
               <w:pStyle w:val="Compact"/>
             </w:pPr>
             <w:r>
-              <w:t xml:space="preserve">HB1247</w:t>
-            </w:r>
-          </w:p>
-        </w:tc>
-        <w:tc>
-          <w:tcPr/>
-          <w:p>
-            <w:pPr>
-              <w:pStyle w:val="Compact"/>
-            </w:pPr>
-            <w:r>
-              <w:t xml:space="preserve">Conley</w:t>
-            </w:r>
-          </w:p>
-        </w:tc>
-        <w:tc>
-          <w:tcPr/>
-          <w:p>
-            <w:pPr>
-              <w:pStyle w:val="Compact"/>
-            </w:pPr>
-            <w:r>
-              <w:t xml:space="preserve">Conley (?), Griffith (?), Telerski (?), Schultz (?), Chase (?), Vincent (?), Wazir (?), Kenney (?)</w:t>
-            </w:r>
-          </w:p>
-        </w:tc>
-      </w:tr>
-      <w:tr>
-        <w:tc>
-          <w:tcPr/>
-          <w:p>
-            <w:pPr>
-              <w:pStyle w:val="Compact"/>
-            </w:pPr>
-            <w:r>
-              <w:t xml:space="preserve">2020</w:t>
-            </w:r>
-          </w:p>
-        </w:tc>
-        <w:tc>
-          <w:tcPr/>
-          <w:p>
-            <w:pPr>
-              <w:pStyle w:val="Compact"/>
-            </w:pPr>
-            <w:r>
-              <w:t xml:space="preserve">HB1391</w:t>
-            </w:r>
-          </w:p>
-        </w:tc>
-        <w:tc>
-          <w:tcPr/>
-          <w:p>
-            <w:pPr>
-              <w:pStyle w:val="Compact"/>
-            </w:pPr>
-            <w:r>
-              <w:t xml:space="preserve">Read</w:t>
-            </w:r>
-          </w:p>
-        </w:tc>
-        <w:tc>
-          <w:tcPr/>
-          <w:p>
-            <w:pPr>
-              <w:pStyle w:val="Compact"/>
-            </w:pPr>
-            <w:r>
-              <w:t xml:space="preserve">Read (?), Schultz (?), Buchanan (?)</w:t>
-            </w:r>
-          </w:p>
-        </w:tc>
-      </w:tr>
-      <w:tr>
-        <w:tc>
-          <w:tcPr/>
-          <w:p>
-            <w:pPr>
-              <w:pStyle w:val="Compact"/>
-            </w:pPr>
-            <w:r>
-              <w:t xml:space="preserve">2020</w:t>
-            </w:r>
-          </w:p>
-        </w:tc>
-        <w:tc>
-          <w:tcPr/>
-          <w:p>
-            <w:pPr>
-              <w:pStyle w:val="Compact"/>
-            </w:pPr>
-            <w:r>
-              <w:t xml:space="preserve">HB1582</w:t>
-            </w:r>
-          </w:p>
-        </w:tc>
-        <w:tc>
-          <w:tcPr/>
-          <w:p>
-            <w:pPr>
-              <w:pStyle w:val="Compact"/>
-            </w:pPr>
-            <w:r>
-              <w:t xml:space="preserve">Roy</w:t>
-            </w:r>
-          </w:p>
-        </w:tc>
-        <w:tc>
-          <w:tcPr/>
-          <w:p>
-            <w:pPr>
-              <w:pStyle w:val="Compact"/>
-            </w:pPr>
-            <w:r>
-              <w:t xml:space="preserve">Roy (?), Aron (?)</w:t>
-            </w:r>
-          </w:p>
-        </w:tc>
-      </w:tr>
-      <w:tr>
-        <w:tc>
-          <w:tcPr/>
-          <w:p>
-            <w:pPr>
-              <w:pStyle w:val="Compact"/>
-            </w:pPr>
-            <w:r>
-              <w:t xml:space="preserve">2020</w:t>
-            </w:r>
-          </w:p>
-        </w:tc>
-        <w:tc>
-          <w:tcPr/>
-          <w:p>
-            <w:pPr>
-              <w:pStyle w:val="Compact"/>
-            </w:pPr>
-            <w:r>
-              <w:t xml:space="preserve">HB1629</w:t>
-            </w:r>
-          </w:p>
-        </w:tc>
-        <w:tc>
-          <w:tcPr/>
-          <w:p>
-            <w:pPr>
-              <w:pStyle w:val="Compact"/>
-            </w:pPr>
-            <w:r>
-              <w:t xml:space="preserve">Griffith</w:t>
-            </w:r>
-          </w:p>
-        </w:tc>
-        <w:tc>
-          <w:tcPr/>
-          <w:p>
-            <w:pPr>
-              <w:pStyle w:val="Compact"/>
-            </w:pPr>
-            <w:r>
-              <w:t xml:space="preserve">Griffith (?), Alexander Jr. (?), Loughman (?), Lucas (?), Butler (?), Hennessey (?)</w:t>
-            </w:r>
-          </w:p>
-        </w:tc>
-      </w:tr>
-      <w:tr>
-        <w:tc>
-          <w:tcPr/>
-          <w:p>
-            <w:pPr>
-              <w:pStyle w:val="Compact"/>
-            </w:pPr>
-            <w:r>
-              <w:t xml:space="preserve">2020</w:t>
-            </w:r>
-          </w:p>
-        </w:tc>
-        <w:tc>
-          <w:tcPr/>
-          <w:p>
-            <w:pPr>
-              <w:pStyle w:val="Compact"/>
-            </w:pPr>
-            <w:r>
-              <w:t xml:space="preserve">SB726</w:t>
-            </w:r>
-          </w:p>
-        </w:tc>
-        <w:tc>
-          <w:tcPr/>
-          <w:p>
-            <w:pPr>
-              <w:pStyle w:val="Compact"/>
-            </w:pPr>
-            <w:r>
-              <w:t xml:space="preserve">Morgan</w:t>
-            </w:r>
-          </w:p>
-        </w:tc>
-        <w:tc>
-          <w:tcPr/>
-          <w:p>
-            <w:pPr>
-              <w:pStyle w:val="Compact"/>
-            </w:pPr>
-            <w:r>
-              <w:t xml:space="preserve">Morgan (?), Sherman (?), Bradley (?), Birdsell (?), D’Allesandro (?), Rosenwald (?), Fuller Clark (?), Cavanaugh (?), +6 more</w:t>
+              <w:t xml:space="preserve">SB735</w:t>
+            </w:r>
+          </w:p>
+        </w:tc>
+        <w:tc>
+          <w:tcPr/>
+          <w:p>
+            <w:pPr>
+              <w:pStyle w:val="Compact"/>
+            </w:pPr>
+            <w:r>
+              <w:t xml:space="preserve">Birdsell</w:t>
+            </w:r>
+          </w:p>
+        </w:tc>
+        <w:tc>
+          <w:tcPr/>
+          <w:p>
+            <w:pPr>
+              <w:pStyle w:val="Compact"/>
+            </w:pPr>
+            <w:r>
+              <w:t xml:space="preserve">Birdsell (?), Sherman (?), Dietsch (?), Ward (?), O’Connor (?), B. Griffin (?), Edwards (?), Gould (?), +1 more</w:t>
             </w:r>
           </w:p>
         </w:tc>
@@ -20170,29 +22309,29 @@
               <w:pStyle w:val="Compact"/>
             </w:pPr>
             <w:r>
-              <w:t xml:space="preserve">HB503</w:t>
-            </w:r>
-          </w:p>
-        </w:tc>
-        <w:tc>
-          <w:tcPr/>
-          <w:p>
-            <w:pPr>
-              <w:pStyle w:val="Compact"/>
-            </w:pPr>
-            <w:r>
-              <w:t xml:space="preserve">Long</w:t>
-            </w:r>
-          </w:p>
-        </w:tc>
-        <w:tc>
-          <w:tcPr/>
-          <w:p>
-            <w:pPr>
-              <w:pStyle w:val="Compact"/>
-            </w:pPr>
-            <w:r>
-              <w:t xml:space="preserve">Long (?), Wilhelm (?)</w:t>
+              <w:t xml:space="preserve">HB284</w:t>
+            </w:r>
+          </w:p>
+        </w:tc>
+        <w:tc>
+          <w:tcPr/>
+          <w:p>
+            <w:pPr>
+              <w:pStyle w:val="Compact"/>
+            </w:pPr>
+            <w:r>
+              <w:t xml:space="preserve">McBeath</w:t>
+            </w:r>
+          </w:p>
+        </w:tc>
+        <w:tc>
+          <w:tcPr/>
+          <w:p>
+            <w:pPr>
+              <w:pStyle w:val="Compact"/>
+            </w:pPr>
+            <w:r>
+              <w:t xml:space="preserve">McBeath (?)</w:t>
             </w:r>
           </w:p>
         </w:tc>
@@ -20216,29 +22355,29 @@
               <w:pStyle w:val="Compact"/>
             </w:pPr>
             <w:r>
-              <w:t xml:space="preserve">HB586</w:t>
-            </w:r>
-          </w:p>
-        </w:tc>
-        <w:tc>
-          <w:tcPr/>
-          <w:p>
-            <w:pPr>
-              <w:pStyle w:val="Compact"/>
-            </w:pPr>
-            <w:r>
-              <w:t xml:space="preserve">Alexander Jr.</w:t>
-            </w:r>
-          </w:p>
-        </w:tc>
-        <w:tc>
-          <w:tcPr/>
-          <w:p>
-            <w:pPr>
-              <w:pStyle w:val="Compact"/>
-            </w:pPr>
-            <w:r>
-              <w:t xml:space="preserve">Alexander Jr. (?), Lascelles (?), Burroughs (?), Umberger (?), Griffith (?), Hennessey (?), Perkins Kwoka (?)</w:t>
+              <w:t xml:space="preserve">HB286</w:t>
+            </w:r>
+          </w:p>
+        </w:tc>
+        <w:tc>
+          <w:tcPr/>
+          <w:p>
+            <w:pPr>
+              <w:pStyle w:val="Compact"/>
+            </w:pPr>
+            <w:r>
+              <w:t xml:space="preserve">Klein-Knight</w:t>
+            </w:r>
+          </w:p>
+        </w:tc>
+        <w:tc>
+          <w:tcPr/>
+          <w:p>
+            <w:pPr>
+              <w:pStyle w:val="Compact"/>
+            </w:pPr>
+            <w:r>
+              <w:t xml:space="preserve">Klein-Knight (?), Moran (?), Massimilla (?), Griffith (?), Labranche (?), Oxaal (?), Bouchard (?), Stevens (?)</w:t>
             </w:r>
           </w:p>
         </w:tc>
@@ -20262,29 +22401,29 @@
               <w:pStyle w:val="Compact"/>
             </w:pPr>
             <w:r>
-              <w:t xml:space="preserve">HB610</w:t>
-            </w:r>
-          </w:p>
-        </w:tc>
-        <w:tc>
-          <w:tcPr/>
-          <w:p>
-            <w:pPr>
-              <w:pStyle w:val="Compact"/>
-            </w:pPr>
-            <w:r>
-              <w:t xml:space="preserve">Hunt</w:t>
-            </w:r>
-          </w:p>
-        </w:tc>
-        <w:tc>
-          <w:tcPr/>
-          <w:p>
-            <w:pPr>
-              <w:pStyle w:val="Compact"/>
-            </w:pPr>
-            <w:r>
-              <w:t xml:space="preserve">Hunt (?)</w:t>
+              <w:t xml:space="preserve">HB332</w:t>
+            </w:r>
+          </w:p>
+        </w:tc>
+        <w:tc>
+          <w:tcPr/>
+          <w:p>
+            <w:pPr>
+              <w:pStyle w:val="Compact"/>
+            </w:pPr>
+            <w:r>
+              <w:t xml:space="preserve">Seaworth</w:t>
+            </w:r>
+          </w:p>
+        </w:tc>
+        <w:tc>
+          <w:tcPr/>
+          <w:p>
+            <w:pPr>
+              <w:pStyle w:val="Compact"/>
+            </w:pPr>
+            <w:r>
+              <w:t xml:space="preserve">Seaworth (?), Birdsell (?)</w:t>
             </w:r>
           </w:p>
         </w:tc>
@@ -20308,7 +22447,53 @@
               <w:pStyle w:val="Compact"/>
             </w:pPr>
             <w:r>
-              <w:t xml:space="preserve">SB126</w:t>
+              <w:t xml:space="preserve">HB377</w:t>
+            </w:r>
+          </w:p>
+        </w:tc>
+        <w:tc>
+          <w:tcPr/>
+          <w:p>
+            <w:pPr>
+              <w:pStyle w:val="Compact"/>
+            </w:pPr>
+            <w:r>
+              <w:t xml:space="preserve">Connors</w:t>
+            </w:r>
+          </w:p>
+        </w:tc>
+        <w:tc>
+          <w:tcPr/>
+          <w:p>
+            <w:pPr>
+              <w:pStyle w:val="Compact"/>
+            </w:pPr>
+            <w:r>
+              <w:t xml:space="preserve">Connors (?), Cornell (?), Goley (?), Snow (?), D’Allesandro (?)</w:t>
+            </w:r>
+          </w:p>
+        </w:tc>
+      </w:tr>
+      <w:tr>
+        <w:tc>
+          <w:tcPr/>
+          <w:p>
+            <w:pPr>
+              <w:pStyle w:val="Compact"/>
+            </w:pPr>
+            <w:r>
+              <w:t xml:space="preserve">2021</w:t>
+            </w:r>
+          </w:p>
+        </w:tc>
+        <w:tc>
+          <w:tcPr/>
+          <w:p>
+            <w:pPr>
+              <w:pStyle w:val="Compact"/>
+            </w:pPr>
+            <w:r>
+              <w:t xml:space="preserve">SB102</w:t>
             </w:r>
           </w:p>
         </w:tc>
@@ -20331,144 +22516,6 @@
             </w:pPr>
             <w:r>
               <w:t xml:space="preserve">Perkins Kwoka (?)</w:t>
-            </w:r>
-          </w:p>
-        </w:tc>
-      </w:tr>
-      <w:tr>
-        <w:tc>
-          <w:tcPr/>
-          <w:p>
-            <w:pPr>
-              <w:pStyle w:val="Compact"/>
-            </w:pPr>
-            <w:r>
-              <w:t xml:space="preserve">2021</w:t>
-            </w:r>
-          </w:p>
-        </w:tc>
-        <w:tc>
-          <w:tcPr/>
-          <w:p>
-            <w:pPr>
-              <w:pStyle w:val="Compact"/>
-            </w:pPr>
-            <w:r>
-              <w:t xml:space="preserve">SB152</w:t>
-            </w:r>
-          </w:p>
-        </w:tc>
-        <w:tc>
-          <w:tcPr/>
-          <w:p>
-            <w:pPr>
-              <w:pStyle w:val="Compact"/>
-            </w:pPr>
-            <w:r>
-              <w:t xml:space="preserve">Gray</w:t>
-            </w:r>
-          </w:p>
-        </w:tc>
-        <w:tc>
-          <w:tcPr/>
-          <w:p>
-            <w:pPr>
-              <w:pStyle w:val="Compact"/>
-            </w:pPr>
-            <w:r>
-              <w:t xml:space="preserve">Gray (?)</w:t>
-            </w:r>
-          </w:p>
-        </w:tc>
-      </w:tr>
-      <w:tr>
-        <w:tc>
-          <w:tcPr/>
-          <w:p>
-            <w:pPr>
-              <w:pStyle w:val="Compact"/>
-            </w:pPr>
-            <w:r>
-              <w:t xml:space="preserve">2021</w:t>
-            </w:r>
-          </w:p>
-        </w:tc>
-        <w:tc>
-          <w:tcPr/>
-          <w:p>
-            <w:pPr>
-              <w:pStyle w:val="Compact"/>
-            </w:pPr>
-            <w:r>
-              <w:t xml:space="preserve">SB73</w:t>
-            </w:r>
-          </w:p>
-        </w:tc>
-        <w:tc>
-          <w:tcPr/>
-          <w:p>
-            <w:pPr>
-              <w:pStyle w:val="Compact"/>
-            </w:pPr>
-            <w:r>
-              <w:t xml:space="preserve">Soucy</w:t>
-            </w:r>
-          </w:p>
-        </w:tc>
-        <w:tc>
-          <w:tcPr/>
-          <w:p>
-            <w:pPr>
-              <w:pStyle w:val="Compact"/>
-            </w:pPr>
-            <w:r>
-              <w:t xml:space="preserve">Soucy (?), Watters (?), Perkins Kwoka (?), Cavanaugh (?), McWilliams (?)</w:t>
-            </w:r>
-          </w:p>
-        </w:tc>
-      </w:tr>
-      <w:tr>
-        <w:tc>
-          <w:tcPr/>
-          <w:p>
-            <w:pPr>
-              <w:pStyle w:val="Compact"/>
-            </w:pPr>
-            <w:r>
-              <w:t xml:space="preserve">2021</w:t>
-            </w:r>
-          </w:p>
-        </w:tc>
-        <w:tc>
-          <w:tcPr/>
-          <w:p>
-            <w:pPr>
-              <w:pStyle w:val="Compact"/>
-            </w:pPr>
-            <w:r>
-              <w:t xml:space="preserve">SB86</w:t>
-            </w:r>
-          </w:p>
-        </w:tc>
-        <w:tc>
-          <w:tcPr/>
-          <w:p>
-            <w:pPr>
-              <w:pStyle w:val="Compact"/>
-            </w:pPr>
-            <w:r>
-              <w:t xml:space="preserve">Kahn</w:t>
-            </w:r>
-          </w:p>
-        </w:tc>
-        <w:tc>
-          <w:tcPr/>
-          <w:p>
-            <w:pPr>
-              <w:pStyle w:val="Compact"/>
-            </w:pPr>
-            <w:r>
-              <w:t xml:space="preserve">Kahn (?)</w:t>
             </w:r>
           </w:p>
         </w:tc>
@@ -25383,6 +27430,41 @@
               <w:pStyle w:val="Compact"/>
             </w:pPr>
             <w:r>
+              <w:t xml:space="preserve">SB721</w:t>
+            </w:r>
+          </w:p>
+        </w:tc>
+        <w:tc>
+          <w:tcPr/>
+          <w:p>
+            <w:pPr>
+              <w:pStyle w:val="Compact"/>
+            </w:pPr>
+            <w:r>
+              <w:t xml:space="preserve">died mid-process (latest official text: As Introduced)</w:t>
+            </w:r>
+          </w:p>
+        </w:tc>
+      </w:tr>
+      <w:tr>
+        <w:tc>
+          <w:tcPr/>
+          <w:p>
+            <w:pPr>
+              <w:pStyle w:val="Compact"/>
+            </w:pPr>
+            <w:r>
+              <w:t xml:space="preserve">2020</w:t>
+            </w:r>
+          </w:p>
+        </w:tc>
+        <w:tc>
+          <w:tcPr/>
+          <w:p>
+            <w:pPr>
+              <w:pStyle w:val="Compact"/>
+            </w:pPr>
+            <w:r>
               <w:t xml:space="preserve">SB726</w:t>
             </w:r>
           </w:p>
@@ -25407,6 +27489,41 @@
               <w:pStyle w:val="Compact"/>
             </w:pPr>
             <w:r>
+              <w:t xml:space="preserve">2020</w:t>
+            </w:r>
+          </w:p>
+        </w:tc>
+        <w:tc>
+          <w:tcPr/>
+          <w:p>
+            <w:pPr>
+              <w:pStyle w:val="Compact"/>
+            </w:pPr>
+            <w:r>
+              <w:t xml:space="preserve">SB735</w:t>
+            </w:r>
+          </w:p>
+        </w:tc>
+        <w:tc>
+          <w:tcPr/>
+          <w:p>
+            <w:pPr>
+              <w:pStyle w:val="Compact"/>
+            </w:pPr>
+            <w:r>
+              <w:t xml:space="preserve">died mid-process (latest official text: As Introduced)</w:t>
+            </w:r>
+          </w:p>
+        </w:tc>
+      </w:tr>
+      <w:tr>
+        <w:tc>
+          <w:tcPr/>
+          <w:p>
+            <w:pPr>
+              <w:pStyle w:val="Compact"/>
+            </w:pPr>
+            <w:r>
               <w:t xml:space="preserve">2021</w:t>
             </w:r>
           </w:p>
@@ -25418,6 +27535,146 @@
               <w:pStyle w:val="Compact"/>
             </w:pPr>
             <w:r>
+              <w:t xml:space="preserve">HB284</w:t>
+            </w:r>
+          </w:p>
+        </w:tc>
+        <w:tc>
+          <w:tcPr/>
+          <w:p>
+            <w:pPr>
+              <w:pStyle w:val="Compact"/>
+            </w:pPr>
+            <w:r>
+              <w:t xml:space="preserve">became law (Laws of 2021, Chapter 136)</w:t>
+            </w:r>
+          </w:p>
+        </w:tc>
+      </w:tr>
+      <w:tr>
+        <w:tc>
+          <w:tcPr/>
+          <w:p>
+            <w:pPr>
+              <w:pStyle w:val="Compact"/>
+            </w:pPr>
+            <w:r>
+              <w:t xml:space="preserve">2021</w:t>
+            </w:r>
+          </w:p>
+        </w:tc>
+        <w:tc>
+          <w:tcPr/>
+          <w:p>
+            <w:pPr>
+              <w:pStyle w:val="Compact"/>
+            </w:pPr>
+            <w:r>
+              <w:t xml:space="preserve">HB286</w:t>
+            </w:r>
+          </w:p>
+        </w:tc>
+        <w:tc>
+          <w:tcPr/>
+          <w:p>
+            <w:pPr>
+              <w:pStyle w:val="Compact"/>
+            </w:pPr>
+            <w:r>
+              <w:t xml:space="preserve">became law (Laws of 2021, Chapter 39)</w:t>
+            </w:r>
+          </w:p>
+        </w:tc>
+      </w:tr>
+      <w:tr>
+        <w:tc>
+          <w:tcPr/>
+          <w:p>
+            <w:pPr>
+              <w:pStyle w:val="Compact"/>
+            </w:pPr>
+            <w:r>
+              <w:t xml:space="preserve">2021</w:t>
+            </w:r>
+          </w:p>
+        </w:tc>
+        <w:tc>
+          <w:tcPr/>
+          <w:p>
+            <w:pPr>
+              <w:pStyle w:val="Compact"/>
+            </w:pPr>
+            <w:r>
+              <w:t xml:space="preserve">HB332</w:t>
+            </w:r>
+          </w:p>
+        </w:tc>
+        <w:tc>
+          <w:tcPr/>
+          <w:p>
+            <w:pPr>
+              <w:pStyle w:val="Compact"/>
+            </w:pPr>
+            <w:r>
+              <w:t xml:space="preserve">became law (Laws of 2021, Chapter 69)</w:t>
+            </w:r>
+          </w:p>
+        </w:tc>
+      </w:tr>
+      <w:tr>
+        <w:tc>
+          <w:tcPr/>
+          <w:p>
+            <w:pPr>
+              <w:pStyle w:val="Compact"/>
+            </w:pPr>
+            <w:r>
+              <w:t xml:space="preserve">2021</w:t>
+            </w:r>
+          </w:p>
+        </w:tc>
+        <w:tc>
+          <w:tcPr/>
+          <w:p>
+            <w:pPr>
+              <w:pStyle w:val="Compact"/>
+            </w:pPr>
+            <w:r>
+              <w:t xml:space="preserve">HB377</w:t>
+            </w:r>
+          </w:p>
+        </w:tc>
+        <w:tc>
+          <w:tcPr/>
+          <w:p>
+            <w:pPr>
+              <w:pStyle w:val="Compact"/>
+            </w:pPr>
+            <w:r>
+              <w:t xml:space="preserve">became law (Laws of 2021, Chapter 26)</w:t>
+            </w:r>
+          </w:p>
+        </w:tc>
+      </w:tr>
+      <w:tr>
+        <w:tc>
+          <w:tcPr/>
+          <w:p>
+            <w:pPr>
+              <w:pStyle w:val="Compact"/>
+            </w:pPr>
+            <w:r>
+              <w:t xml:space="preserve">2021</w:t>
+            </w:r>
+          </w:p>
+        </w:tc>
+        <w:tc>
+          <w:tcPr/>
+          <w:p>
+            <w:pPr>
+              <w:pStyle w:val="Compact"/>
+            </w:pPr>
+            <w:r>
               <w:t xml:space="preserve">HB503</w:t>
             </w:r>
           </w:p>
@@ -25429,7 +27686,7 @@
               <w:pStyle w:val="Compact"/>
             </w:pPr>
             <w:r>
-              <w:t xml:space="preserve">Retained into the second year of the biennium; passed in 2022 and became Chapter 251 of the Laws of 2022 (effective 2022-06-24), codifying the state Council on Housing Stability (plus telehealth provisions). The 2021 Hou</w:t>
+              <w:t xml:space="preserve">became law (Laws of 2021, Chapter 4)</w:t>
             </w:r>
           </w:p>
         </w:tc>
@@ -25523,6 +27780,41 @@
               <w:pStyle w:val="Compact"/>
             </w:pPr>
             <w:r>
+              <w:t xml:space="preserve">SB102</w:t>
+            </w:r>
+          </w:p>
+        </w:tc>
+        <w:tc>
+          <w:tcPr/>
+          <w:p>
+            <w:pPr>
+              <w:pStyle w:val="Compact"/>
+            </w:pPr>
+            <w:r>
+              <w:t xml:space="preserve">became law (Laws of 2021, Chapter 200)</w:t>
+            </w:r>
+          </w:p>
+        </w:tc>
+      </w:tr>
+      <w:tr>
+        <w:tc>
+          <w:tcPr/>
+          <w:p>
+            <w:pPr>
+              <w:pStyle w:val="Compact"/>
+            </w:pPr>
+            <w:r>
+              <w:t xml:space="preserve">2021</w:t>
+            </w:r>
+          </w:p>
+        </w:tc>
+        <w:tc>
+          <w:tcPr/>
+          <w:p>
+            <w:pPr>
+              <w:pStyle w:val="Compact"/>
+            </w:pPr>
+            <w:r>
               <w:t xml:space="preserve">SB126</w:t>
             </w:r>
           </w:p>
@@ -25663,6 +27955,41 @@
               <w:pStyle w:val="Compact"/>
             </w:pPr>
             <w:r>
+              <w:t xml:space="preserve">HB1021</w:t>
+            </w:r>
+          </w:p>
+        </w:tc>
+        <w:tc>
+          <w:tcPr/>
+          <w:p>
+            <w:pPr>
+              <w:pStyle w:val="Compact"/>
+            </w:pPr>
+            <w:r>
+              <w:t xml:space="preserve">House concurred with the Senate amendment 2022-05-13 (voice vote); became law: Laws of 2022, Chapter 291 (NHMA Final Legislative Bulletin 2022: local regulations on primarily religious use of land restricted).</w:t>
+            </w:r>
+          </w:p>
+        </w:tc>
+      </w:tr>
+      <w:tr>
+        <w:tc>
+          <w:tcPr/>
+          <w:p>
+            <w:pPr>
+              <w:pStyle w:val="Compact"/>
+            </w:pPr>
+            <w:r>
+              <w:t xml:space="preserve">2022</w:t>
+            </w:r>
+          </w:p>
+        </w:tc>
+        <w:tc>
+          <w:tcPr/>
+          <w:p>
+            <w:pPr>
+              <w:pStyle w:val="Compact"/>
+            </w:pPr>
+            <w:r>
               <w:t xml:space="preserve">HB1291</w:t>
             </w:r>
           </w:p>
@@ -25698,6 +28025,41 @@
               <w:pStyle w:val="Compact"/>
             </w:pPr>
             <w:r>
+              <w:t xml:space="preserve">HB1661</w:t>
+            </w:r>
+          </w:p>
+        </w:tc>
+        <w:tc>
+          <w:tcPr/>
+          <w:p>
+            <w:pPr>
+              <w:pStyle w:val="Compact"/>
+            </w:pPr>
+            <w:r>
+              <w:t xml:space="preserve">became law (Chapter 272)</w:t>
+            </w:r>
+          </w:p>
+        </w:tc>
+      </w:tr>
+      <w:tr>
+        <w:tc>
+          <w:tcPr/>
+          <w:p>
+            <w:pPr>
+              <w:pStyle w:val="Compact"/>
+            </w:pPr>
+            <w:r>
+              <w:t xml:space="preserve">2022</w:t>
+            </w:r>
+          </w:p>
+        </w:tc>
+        <w:tc>
+          <w:tcPr/>
+          <w:p>
+            <w:pPr>
+              <w:pStyle w:val="Compact"/>
+            </w:pPr>
+            <w:r>
               <w:t xml:space="preserve">HB1662</w:t>
             </w:r>
           </w:p>
@@ -25733,6 +28095,76 @@
               <w:pStyle w:val="Compact"/>
             </w:pPr>
             <w:r>
+              <w:t xml:space="preserve">SB223</w:t>
+            </w:r>
+          </w:p>
+        </w:tc>
+        <w:tc>
+          <w:tcPr/>
+          <w:p>
+            <w:pPr>
+              <w:pStyle w:val="Compact"/>
+            </w:pPr>
+            <w:r>
+              <w:t xml:space="preserve">Became law: Laws of 2022, Chapter 88 (NHMA Final Legislative Bulletin 2022).</w:t>
+            </w:r>
+          </w:p>
+        </w:tc>
+      </w:tr>
+      <w:tr>
+        <w:tc>
+          <w:tcPr/>
+          <w:p>
+            <w:pPr>
+              <w:pStyle w:val="Compact"/>
+            </w:pPr>
+            <w:r>
+              <w:t xml:space="preserve">2022</w:t>
+            </w:r>
+          </w:p>
+        </w:tc>
+        <w:tc>
+          <w:tcPr/>
+          <w:p>
+            <w:pPr>
+              <w:pStyle w:val="Compact"/>
+            </w:pPr>
+            <w:r>
+              <w:t xml:space="preserve">SB334</w:t>
+            </w:r>
+          </w:p>
+        </w:tc>
+        <w:tc>
+          <w:tcPr/>
+          <w:p>
+            <w:pPr>
+              <w:pStyle w:val="Compact"/>
+            </w:pPr>
+            <w:r>
+              <w:t xml:space="preserve">Became law: Laws of 2022, Chapter 167 (NHMA Final Legislative Bulletin 2022).</w:t>
+            </w:r>
+          </w:p>
+        </w:tc>
+      </w:tr>
+      <w:tr>
+        <w:tc>
+          <w:tcPr/>
+          <w:p>
+            <w:pPr>
+              <w:pStyle w:val="Compact"/>
+            </w:pPr>
+            <w:r>
+              <w:t xml:space="preserve">2022</w:t>
+            </w:r>
+          </w:p>
+        </w:tc>
+        <w:tc>
+          <w:tcPr/>
+          <w:p>
+            <w:pPr>
+              <w:pStyle w:val="Compact"/>
+            </w:pPr>
+            <w:r>
               <w:t xml:space="preserve">SB400</w:t>
             </w:r>
           </w:p>
@@ -25873,6 +28305,41 @@
               <w:pStyle w:val="Compact"/>
             </w:pPr>
             <w:r>
+              <w:t xml:space="preserve">HB296</w:t>
+            </w:r>
+          </w:p>
+        </w:tc>
+        <w:tc>
+          <w:tcPr/>
+          <w:p>
+            <w:pPr>
+              <w:pStyle w:val="Compact"/>
+            </w:pPr>
+            <w:r>
+              <w:t xml:space="preserve">Became law: Laws of 2023, Chapter 187 (NHMA Final Legislative Bulletin 2023: residential driveway authority altered).</w:t>
+            </w:r>
+          </w:p>
+        </w:tc>
+      </w:tr>
+      <w:tr>
+        <w:tc>
+          <w:tcPr/>
+          <w:p>
+            <w:pPr>
+              <w:pStyle w:val="Compact"/>
+            </w:pPr>
+            <w:r>
+              <w:t xml:space="preserve">2023</w:t>
+            </w:r>
+          </w:p>
+        </w:tc>
+        <w:tc>
+          <w:tcPr/>
+          <w:p>
+            <w:pPr>
+              <w:pStyle w:val="Compact"/>
+            </w:pPr>
+            <w:r>
               <w:t xml:space="preserve">HB401</w:t>
             </w:r>
           </w:p>
@@ -25908,6 +28375,76 @@
               <w:pStyle w:val="Compact"/>
             </w:pPr>
             <w:r>
+              <w:t xml:space="preserve">HB42</w:t>
+            </w:r>
+          </w:p>
+        </w:tc>
+        <w:tc>
+          <w:tcPr/>
+          <w:p>
+            <w:pPr>
+              <w:pStyle w:val="Compact"/>
+            </w:pPr>
+            <w:r>
+              <w:t xml:space="preserve">became law (Chapter 114)</w:t>
+            </w:r>
+          </w:p>
+        </w:tc>
+      </w:tr>
+      <w:tr>
+        <w:tc>
+          <w:tcPr/>
+          <w:p>
+            <w:pPr>
+              <w:pStyle w:val="Compact"/>
+            </w:pPr>
+            <w:r>
+              <w:t xml:space="preserve">2023</w:t>
+            </w:r>
+          </w:p>
+        </w:tc>
+        <w:tc>
+          <w:tcPr/>
+          <w:p>
+            <w:pPr>
+              <w:pStyle w:val="Compact"/>
+            </w:pPr>
+            <w:r>
+              <w:t xml:space="preserve">HB44</w:t>
+            </w:r>
+          </w:p>
+        </w:tc>
+        <w:tc>
+          <w:tcPr/>
+          <w:p>
+            <w:pPr>
+              <w:pStyle w:val="Compact"/>
+            </w:pPr>
+            <w:r>
+              <w:t xml:space="preserve">Killed on the House floor 2023-02-23: Ought to Pass failed 117-232 (SQL roll call), then Inexpedient to Legislate adopted by division vote 209-141 (House Journal 7). The bill would have allowed 4 residential units by rig</w:t>
+            </w:r>
+          </w:p>
+        </w:tc>
+      </w:tr>
+      <w:tr>
+        <w:tc>
+          <w:tcPr/>
+          <w:p>
+            <w:pPr>
+              <w:pStyle w:val="Compact"/>
+            </w:pPr>
+            <w:r>
+              <w:t xml:space="preserve">2023</w:t>
+            </w:r>
+          </w:p>
+        </w:tc>
+        <w:tc>
+          <w:tcPr/>
+          <w:p>
+            <w:pPr>
+              <w:pStyle w:val="Compact"/>
+            </w:pPr>
+            <w:r>
               <w:t xml:space="preserve">HB469</w:t>
             </w:r>
           </w:p>
@@ -26107,6 +28644,41 @@
               <w:pStyle w:val="Compact"/>
             </w:pPr>
             <w:r>
+              <w:t xml:space="preserve">2023</w:t>
+            </w:r>
+          </w:p>
+        </w:tc>
+        <w:tc>
+          <w:tcPr/>
+          <w:p>
+            <w:pPr>
+              <w:pStyle w:val="Compact"/>
+            </w:pPr>
+            <w:r>
+              <w:t xml:space="preserve">SB231</w:t>
+            </w:r>
+          </w:p>
+        </w:tc>
+        <w:tc>
+          <w:tcPr/>
+          <w:p>
+            <w:pPr>
+              <w:pStyle w:val="Compact"/>
+            </w:pPr>
+            <w:r>
+              <w:t xml:space="preserve">Standalone bill did not pass as such; its provisions were enacted through HB2, the 2023 budget trailer (Chapter Law 79:39-43 - InvestNH and Affordable Housing Fund appropriations - and 79:564-565 - shelter funding), sign</w:t>
+            </w:r>
+          </w:p>
+        </w:tc>
+      </w:tr>
+      <w:tr>
+        <w:tc>
+          <w:tcPr/>
+          <w:p>
+            <w:pPr>
+              <w:pStyle w:val="Compact"/>
+            </w:pPr>
+            <w:r>
               <w:t xml:space="preserve">2024</w:t>
             </w:r>
           </w:p>
@@ -26118,6 +28690,41 @@
               <w:pStyle w:val="Compact"/>
             </w:pPr>
             <w:r>
+              <w:t xml:space="preserve">HB1065</w:t>
+            </w:r>
+          </w:p>
+        </w:tc>
+        <w:tc>
+          <w:tcPr/>
+          <w:p>
+            <w:pPr>
+              <w:pStyle w:val="Compact"/>
+            </w:pPr>
+            <w:r>
+              <w:t xml:space="preserve">became law (Chapter 324)</w:t>
+            </w:r>
+          </w:p>
+        </w:tc>
+      </w:tr>
+      <w:tr>
+        <w:tc>
+          <w:tcPr/>
+          <w:p>
+            <w:pPr>
+              <w:pStyle w:val="Compact"/>
+            </w:pPr>
+            <w:r>
+              <w:t xml:space="preserve">2024</w:t>
+            </w:r>
+          </w:p>
+        </w:tc>
+        <w:tc>
+          <w:tcPr/>
+          <w:p>
+            <w:pPr>
+              <w:pStyle w:val="Compact"/>
+            </w:pPr>
+            <w:r>
               <w:t xml:space="preserve">HB1199</w:t>
             </w:r>
           </w:p>
@@ -26153,6 +28760,41 @@
               <w:pStyle w:val="Compact"/>
             </w:pPr>
             <w:r>
+              <w:t xml:space="preserve">HB1202</w:t>
+            </w:r>
+          </w:p>
+        </w:tc>
+        <w:tc>
+          <w:tcPr/>
+          <w:p>
+            <w:pPr>
+              <w:pStyle w:val="Compact"/>
+            </w:pPr>
+            <w:r>
+              <w:t xml:space="preserve">became law (Chapter 367)</w:t>
+            </w:r>
+          </w:p>
+        </w:tc>
+      </w:tr>
+      <w:tr>
+        <w:tc>
+          <w:tcPr/>
+          <w:p>
+            <w:pPr>
+              <w:pStyle w:val="Compact"/>
+            </w:pPr>
+            <w:r>
+              <w:t xml:space="preserve">2024</w:t>
+            </w:r>
+          </w:p>
+        </w:tc>
+        <w:tc>
+          <w:tcPr/>
+          <w:p>
+            <w:pPr>
+              <w:pStyle w:val="Compact"/>
+            </w:pPr>
+            <w:r>
               <w:t xml:space="preserve">HB1291</w:t>
             </w:r>
           </w:p>
@@ -26223,6 +28865,41 @@
               <w:pStyle w:val="Compact"/>
             </w:pPr>
             <w:r>
+              <w:t xml:space="preserve">HB1361</w:t>
+            </w:r>
+          </w:p>
+        </w:tc>
+        <w:tc>
+          <w:tcPr/>
+          <w:p>
+            <w:pPr>
+              <w:pStyle w:val="Compact"/>
+            </w:pPr>
+            <w:r>
+              <w:t xml:space="preserve">became law (Chapter 23)</w:t>
+            </w:r>
+          </w:p>
+        </w:tc>
+      </w:tr>
+      <w:tr>
+        <w:tc>
+          <w:tcPr/>
+          <w:p>
+            <w:pPr>
+              <w:pStyle w:val="Compact"/>
+            </w:pPr>
+            <w:r>
+              <w:t xml:space="preserve">2024</w:t>
+            </w:r>
+          </w:p>
+        </w:tc>
+        <w:tc>
+          <w:tcPr/>
+          <w:p>
+            <w:pPr>
+              <w:pStyle w:val="Compact"/>
+            </w:pPr>
+            <w:r>
               <w:t xml:space="preserve">HB1396</w:t>
             </w:r>
           </w:p>
@@ -26258,6 +28935,76 @@
               <w:pStyle w:val="Compact"/>
             </w:pPr>
             <w:r>
+              <w:t xml:space="preserve">HB1399</w:t>
+            </w:r>
+          </w:p>
+        </w:tc>
+        <w:tc>
+          <w:tcPr/>
+          <w:p>
+            <w:pPr>
+              <w:pStyle w:val="Compact"/>
+            </w:pPr>
+            <w:r>
+              <w:t xml:space="preserve">sent to interim study by the Senate</w:t>
+            </w:r>
+          </w:p>
+        </w:tc>
+      </w:tr>
+      <w:tr>
+        <w:tc>
+          <w:tcPr/>
+          <w:p>
+            <w:pPr>
+              <w:pStyle w:val="Compact"/>
+            </w:pPr>
+            <w:r>
+              <w:t xml:space="preserve">2024</w:t>
+            </w:r>
+          </w:p>
+        </w:tc>
+        <w:tc>
+          <w:tcPr/>
+          <w:p>
+            <w:pPr>
+              <w:pStyle w:val="Compact"/>
+            </w:pPr>
+            <w:r>
+              <w:t xml:space="preserve">HB1400</w:t>
+            </w:r>
+          </w:p>
+        </w:tc>
+        <w:tc>
+          <w:tcPr/>
+          <w:p>
+            <w:pPr>
+              <w:pStyle w:val="Compact"/>
+            </w:pPr>
+            <w:r>
+              <w:t xml:space="preserve">became law (Chapter 370)</w:t>
+            </w:r>
+          </w:p>
+        </w:tc>
+      </w:tr>
+      <w:tr>
+        <w:tc>
+          <w:tcPr/>
+          <w:p>
+            <w:pPr>
+              <w:pStyle w:val="Compact"/>
+            </w:pPr>
+            <w:r>
+              <w:t xml:space="preserve">2024</w:t>
+            </w:r>
+          </w:p>
+        </w:tc>
+        <w:tc>
+          <w:tcPr/>
+          <w:p>
+            <w:pPr>
+              <w:pStyle w:val="Compact"/>
+            </w:pPr>
+            <w:r>
               <w:t xml:space="preserve">HB1470</w:t>
             </w:r>
           </w:p>
@@ -26328,6 +29075,41 @@
               <w:pStyle w:val="Compact"/>
             </w:pPr>
             <w:r>
+              <w:t xml:space="preserve">HB1567</w:t>
+            </w:r>
+          </w:p>
+        </w:tc>
+        <w:tc>
+          <w:tcPr/>
+          <w:p>
+            <w:pPr>
+              <w:pStyle w:val="Compact"/>
+            </w:pPr>
+            <w:r>
+              <w:t xml:space="preserve">became law (Chapter 271)</w:t>
+            </w:r>
+          </w:p>
+        </w:tc>
+      </w:tr>
+      <w:tr>
+        <w:tc>
+          <w:tcPr/>
+          <w:p>
+            <w:pPr>
+              <w:pStyle w:val="Compact"/>
+            </w:pPr>
+            <w:r>
+              <w:t xml:space="preserve">2024</w:t>
+            </w:r>
+          </w:p>
+        </w:tc>
+        <w:tc>
+          <w:tcPr/>
+          <w:p>
+            <w:pPr>
+              <w:pStyle w:val="Compact"/>
+            </w:pPr>
+            <w:r>
               <w:t xml:space="preserve">SB318</w:t>
             </w:r>
           </w:p>
@@ -26340,6 +29122,76 @@
             </w:pPr>
             <w:r>
               <w:t xml:space="preserve">vetoed (no override action recorded as of collection)</w:t>
+            </w:r>
+          </w:p>
+        </w:tc>
+      </w:tr>
+      <w:tr>
+        <w:tc>
+          <w:tcPr/>
+          <w:p>
+            <w:pPr>
+              <w:pStyle w:val="Compact"/>
+            </w:pPr>
+            <w:r>
+              <w:t xml:space="preserve">2024</w:t>
+            </w:r>
+          </w:p>
+        </w:tc>
+        <w:tc>
+          <w:tcPr/>
+          <w:p>
+            <w:pPr>
+              <w:pStyle w:val="Compact"/>
+            </w:pPr>
+            <w:r>
+              <w:t xml:space="preserve">SB406</w:t>
+            </w:r>
+          </w:p>
+        </w:tc>
+        <w:tc>
+          <w:tcPr/>
+          <w:p>
+            <w:pPr>
+              <w:pStyle w:val="Compact"/>
+            </w:pPr>
+            <w:r>
+              <w:t xml:space="preserve">became law (Chapter 0290)</w:t>
+            </w:r>
+          </w:p>
+        </w:tc>
+      </w:tr>
+      <w:tr>
+        <w:tc>
+          <w:tcPr/>
+          <w:p>
+            <w:pPr>
+              <w:pStyle w:val="Compact"/>
+            </w:pPr>
+            <w:r>
+              <w:t xml:space="preserve">2024</w:t>
+            </w:r>
+          </w:p>
+        </w:tc>
+        <w:tc>
+          <w:tcPr/>
+          <w:p>
+            <w:pPr>
+              <w:pStyle w:val="Compact"/>
+            </w:pPr>
+            <w:r>
+              <w:t xml:space="preserve">SB454</w:t>
+            </w:r>
+          </w:p>
+        </w:tc>
+        <w:tc>
+          <w:tcPr/>
+          <w:p>
+            <w:pPr>
+              <w:pStyle w:val="Compact"/>
+            </w:pPr>
+            <w:r>
+              <w:t xml:space="preserve">laid on the table in the House; never taken back up</w:t>
             </w:r>
           </w:p>
         </w:tc>
@@ -29942,7 +32794,7 @@
         </w:numPr>
       </w:pPr>
       <w:r>
-        <w:t xml:space="preserve">2020-2024 discovery is roll-call-based: GenCourt keeps only the current biennium’s bill list, and no API key or bulk file was available for the OpenStates/LegiScan backfill in this run. Bills from 2020-2024 that died without any floor roll call are therefore missing from the set. The set under-counts failures in those years, so cross-year failure comparisons are not safe; 2025-2026 coverage is complete from the official database.</w:t>
+        <w:t xml:space="preserve">2020-2024 discovery is two-layered: (1) bills that received a floor roll call (GenCourt keeps only the current biennium’s bill list, and no API key or bulk file was available for the OpenStates/LegiScan backfill in this run); plus (2) a documented supplement of 23 bills identified in year-end official/civic indexes (NHMA Final Legislative Bulletins 2021-2024, NH OPD legislation summaries, NH Housing’s 2024 session summary, NH Bulletin roundups) and resolved against archived official dockets. Major enacted laws and prominent failures are covered; low-profile 2020-2024 bills that died quietly by voice vote may still be missing, so cross-year failure-rate comparisons remain unsafe. 2025-2026 coverage is complete from the official database.</w:t>
       </w:r>
     </w:p>
     <w:p>
@@ -30391,7 +33243,7 @@
         <w:pStyle w:val="FirstParagraph"/>
       </w:pPr>
       <w:r>
-        <w:t xml:space="preserve">612 sections; 13 housing-relevant after review. Final passage (whole bill): House 326–53 (2023-06-08).</w:t>
+        <w:t xml:space="preserve">612 sections; 14 housing-relevant after review. Final passage (whole bill): House 326–53 (2023-06-08).</w:t>
       </w:r>
     </w:p>
     <w:tbl>
@@ -30464,6 +33316,41 @@
             </w:pPr>
             <w:r>
               <w:t xml:space="preserve">Wrote the InvestNH fund and program into law - a standing fund that makes grants and loans to speed up municipal approvals and support housing construction. (InvestNH began in 2022 with federal money; this made it permanent in statute.)</w:t>
+            </w:r>
+          </w:p>
+        </w:tc>
+        <w:tc>
+          <w:tcPr/>
+          <w:p>
+            <w:pPr>
+              <w:pStyle w:val="Compact"/>
+            </w:pPr>
+            <w:r>
+              <w:t xml:space="preserve">core</w:t>
+            </w:r>
+          </w:p>
+        </w:tc>
+      </w:tr>
+      <w:tr>
+        <w:tc>
+          <w:tcPr/>
+          <w:p>
+            <w:pPr>
+              <w:pStyle w:val="Compact"/>
+            </w:pPr>
+            <w:r>
+              <w:t xml:space="preserve">79:41</w:t>
+            </w:r>
+          </w:p>
+        </w:tc>
+        <w:tc>
+          <w:tcPr/>
+          <w:p>
+            <w:pPr>
+              <w:pStyle w:val="Compact"/>
+            </w:pPr>
+            <w:r>
+              <w:t xml:space="preserve">Put $10 million into the InvestNH fund for its municipal-approval and housing-construction grants.</w:t>
             </w:r>
           </w:p>
         </w:tc>
@@ -31803,6 +34690,54 @@
               <w:pStyle w:val="Compact"/>
             </w:pPr>
             <w:r>
+              <w:t xml:space="preserve">S5b</w:t>
+            </w:r>
+          </w:p>
+        </w:tc>
+        <w:tc>
+          <w:tcPr/>
+          <w:p>
+            <w:pPr>
+              <w:pStyle w:val="Compact"/>
+            </w:pPr>
+            <w:r>
+              <w:t xml:space="preserve">Year-end official/civic indexes used for supplemental 2020–2024 discovery: NHMA Final Legislative Bulletins (2021–2024), NH OPD planning-legislation summaries and 2023 legislation matrix, NH Housing 2024 session summary, NH Bulletin and Housing Action NH session roundups; per-bill provenance in</w:t>
+            </w:r>
+            <w:r>
+              <w:t xml:space="preserve"> </w:t>
+            </w:r>
+            <w:r>
+              <w:rPr>
+                <w:rStyle w:val="VerbatimChar"/>
+              </w:rPr>
+              <w:t xml:space="preserve">pass1/bills.json</w:t>
+            </w:r>
+            <w:r>
+              <w:t xml:space="preserve"> </w:t>
+            </w:r>
+            <w:r>
+              <w:t xml:space="preserve">(</w:t>
+            </w:r>
+            <w:r>
+              <w:rPr>
+                <w:rStyle w:val="VerbatimChar"/>
+              </w:rPr>
+              <w:t xml:space="preserve">discovery_source</w:t>
+            </w:r>
+            <w:r>
+              <w:t xml:space="preserve">)</w:t>
+            </w:r>
+          </w:p>
+        </w:tc>
+      </w:tr>
+      <w:tr>
+        <w:tc>
+          <w:tcPr/>
+          <w:p>
+            <w:pPr>
+              <w:pStyle w:val="Compact"/>
+            </w:pPr>
+            <w:r>
               <w:t xml:space="preserve">S6</w:t>
             </w:r>
           </w:p>
@@ -32612,6 +35547,75 @@
       </w:r>
       <w:r>
         <w:t xml:space="preserve">known 2025 ADU law (HB577) was found missing — documented in the issue config.</w:t>
+      </w:r>
+    </w:p>
+    <w:p>
+      <w:pPr>
+        <w:pStyle w:val="Compact"/>
+        <w:numPr>
+          <w:ilvl w:val="0"/>
+          <w:numId w:val="1002"/>
+        </w:numPr>
+      </w:pPr>
+      <w:r>
+        <w:t xml:space="preserve">Supplemental discovery (S5b): 23 bills from 2020–2024 that moved only by voice</w:t>
+      </w:r>
+      <w:r>
+        <w:t xml:space="preserve"> </w:t>
+      </w:r>
+      <w:r>
+        <w:t xml:space="preserve">or division vote were identified in year-end official/civic indexes and then</w:t>
+      </w:r>
+      <w:r>
+        <w:t xml:space="preserve"> </w:t>
+      </w:r>
+      <w:r>
+        <w:t xml:space="preserve">resolved against archived official dockets and SQL roll calls</w:t>
+      </w:r>
+      <w:r>
+        <w:t xml:space="preserve"> </w:t>
+      </w:r>
+      <w:r>
+        <w:t xml:space="preserve">(</w:t>
+      </w:r>
+      <w:r>
+        <w:rPr>
+          <w:rStyle w:val="VerbatimChar"/>
+        </w:rPr>
+        <w:t xml:space="preserve">working/.../supplement-older-bills.py</w:t>
+      </w:r>
+      <w:r>
+        <w:t xml:space="preserve">). One bulletin-derived candidate</w:t>
+      </w:r>
+      <w:r>
+        <w:t xml:space="preserve"> </w:t>
+      </w:r>
+      <w:r>
+        <w:t xml:space="preserve">(2021 HB220) was found to be a non-housing bill on verification and removed.</w:t>
+      </w:r>
+    </w:p>
+    <w:p>
+      <w:pPr>
+        <w:pStyle w:val="Compact"/>
+        <w:numPr>
+          <w:ilvl w:val="0"/>
+          <w:numId w:val="1002"/>
+        </w:numPr>
+      </w:pPr>
+      <w:r>
+        <w:t xml:space="preserve">SB454’s 180–176 House tabling is a division-vote tally recorded in the official</w:t>
+      </w:r>
+      <w:r>
+        <w:t xml:space="preserve"> </w:t>
+      </w:r>
+      <w:r>
+        <w:t xml:space="preserve">docket (House Journal 12, p. 86), not a roll call; it is the only vote number</w:t>
+      </w:r>
+      <w:r>
+        <w:t xml:space="preserve"> </w:t>
+      </w:r>
+      <w:r>
+        <w:t xml:space="preserve">in the front brief that does not come from the SQL roll-call table.</w:t>
       </w:r>
     </w:p>
     <w:p>
